--- a/flutter_documents/f8_packages_tools_and_CLI/f7_vscode_for_flutter.docx
+++ b/flutter_documents/f8_packages_tools_and_CLI/f7_vscode_for_flutter.docx
@@ -165,18 +165,8 @@
           <w:sz w:val="32"/>
           <w:szCs w:val="32"/>
         </w:rPr>
-        <w:t>…….………</w:t>
-      </w:r>
-      <w:proofErr w:type="gramStart"/>
-      <w:r>
-        <w:rPr>
-          <w:rFonts w:cs="Carlito"/>
-          <w:sz w:val="32"/>
-          <w:szCs w:val="32"/>
-        </w:rPr>
-        <w:t>…..</w:t>
-      </w:r>
-      <w:proofErr w:type="gramEnd"/>
+        <w:t>…….…………..</w:t>
+      </w:r>
       <w:r>
         <w:rPr>
           <w:rFonts w:cs="Carlito"/>
@@ -216,16 +206,7 @@
           <w:sz w:val="32"/>
           <w:szCs w:val="32"/>
         </w:rPr>
-        <w:t xml:space="preserve"> CLI in VS code………………</w:t>
-      </w:r>
-      <w:proofErr w:type="gramStart"/>
-      <w:r>
-        <w:rPr>
-          <w:rFonts w:cs="Carlito"/>
-          <w:sz w:val="32"/>
-          <w:szCs w:val="32"/>
-        </w:rPr>
-        <w:t>…</w:t>
+        <w:t xml:space="preserve"> CLI in VS code…………………</w:t>
       </w:r>
       <w:r>
         <w:rPr>
@@ -235,7 +216,6 @@
         </w:rPr>
         <w:t>..</w:t>
       </w:r>
-      <w:proofErr w:type="gramEnd"/>
       <w:r>
         <w:rPr>
           <w:rFonts w:cs="Carlito"/>
@@ -313,25 +293,7 @@
           <w:sz w:val="32"/>
           <w:szCs w:val="32"/>
         </w:rPr>
-        <w:t>…………………</w:t>
-      </w:r>
-      <w:proofErr w:type="gramStart"/>
-      <w:r>
-        <w:rPr>
-          <w:rFonts w:cs="Carlito"/>
-          <w:sz w:val="32"/>
-          <w:szCs w:val="32"/>
-        </w:rPr>
-        <w:t>…..</w:t>
-      </w:r>
-      <w:proofErr w:type="gramEnd"/>
-      <w:r>
-        <w:rPr>
-          <w:rFonts w:cs="Carlito"/>
-          <w:sz w:val="32"/>
-          <w:szCs w:val="32"/>
-        </w:rPr>
-        <w:t>…</w:t>
+        <w:t>……………………..…</w:t>
       </w:r>
       <w:r>
         <w:rPr>
@@ -386,16 +348,7 @@
           <w:sz w:val="32"/>
           <w:szCs w:val="32"/>
         </w:rPr>
-        <w:t>-</w:t>
-      </w:r>
-      <w:proofErr w:type="gramStart"/>
-      <w:r>
-        <w:rPr>
-          <w:rFonts w:cs="Carlito"/>
-          <w:sz w:val="32"/>
-          <w:szCs w:val="32"/>
-        </w:rPr>
-        <w:t>d</w:t>
+        <w:t>-d</w:t>
       </w:r>
       <w:r>
         <w:rPr>
@@ -405,7 +358,6 @@
         </w:rPr>
         <w:t>efine)…</w:t>
       </w:r>
-      <w:proofErr w:type="gramEnd"/>
       <w:r>
         <w:rPr>
           <w:rFonts w:cs="Carlito"/>
@@ -461,7 +413,6 @@
         </w:rPr>
         <w:t>Automatically Saving Files in VS Code…………………</w:t>
       </w:r>
-      <w:proofErr w:type="gramStart"/>
       <w:r>
         <w:rPr>
           <w:rFonts w:cs="Carlito"/>
@@ -470,7 +421,6 @@
         </w:rPr>
         <w:t>…..</w:t>
       </w:r>
-      <w:proofErr w:type="gramEnd"/>
       <w:r>
         <w:rPr>
           <w:rFonts w:cs="Carlito"/>
@@ -526,7 +476,6 @@
         </w:rPr>
         <w:t>Physical Device Mirroring in VS Code………………………</w:t>
       </w:r>
-      <w:proofErr w:type="gramStart"/>
       <w:r>
         <w:rPr>
           <w:rFonts w:cs="Carlito"/>
@@ -535,7 +484,6 @@
         </w:rPr>
         <w:t>…..</w:t>
       </w:r>
-      <w:proofErr w:type="gramEnd"/>
       <w:r>
         <w:rPr>
           <w:rFonts w:cs="Carlito"/>
@@ -591,7 +539,6 @@
         </w:rPr>
         <w:t>…………</w:t>
       </w:r>
-      <w:proofErr w:type="gramStart"/>
       <w:r>
         <w:rPr>
           <w:rFonts w:cs="Carlito"/>
@@ -600,7 +547,6 @@
         </w:rPr>
         <w:t>…..</w:t>
       </w:r>
-      <w:proofErr w:type="gramEnd"/>
       <w:r>
         <w:rPr>
           <w:rFonts w:cs="Carlito"/>
@@ -703,7 +649,6 @@
         </w:rPr>
         <w:t>………</w:t>
       </w:r>
-      <w:proofErr w:type="gramStart"/>
       <w:r>
         <w:rPr>
           <w:rFonts w:cs="Carlito"/>
@@ -720,7 +665,6 @@
         </w:rPr>
         <w:t>.</w:t>
       </w:r>
-      <w:proofErr w:type="gramEnd"/>
       <w:r>
         <w:rPr>
           <w:rFonts w:cs="Carlito"/>
@@ -1062,7 +1006,6 @@
           <w:szCs w:val="32"/>
         </w:rPr>
       </w:pPr>
-      <w:proofErr w:type="spellStart"/>
       <w:r>
         <w:rPr>
           <w:rFonts w:cs="Carlito"/>
@@ -1073,7 +1016,6 @@
         </w:rPr>
         <w:t>GitLens</w:t>
       </w:r>
-      <w:proofErr w:type="spellEnd"/>
       <w:r>
         <w:rPr>
           <w:rFonts w:cs="Carlito"/>
@@ -1371,11 +1313,12 @@
           <w:sz w:val="32"/>
           <w:szCs w:val="32"/>
         </w:rPr>
-        <w:t xml:space="preserve">    "</w:t>
-      </w:r>
-      <w:proofErr w:type="spellStart"/>
-      <w:proofErr w:type="gramStart"/>
-      <w:r>
+        <w:t xml:space="preserve">    "workbench.colorCustomizations": {</w:t>
+      </w:r>
+    </w:p>
+    <w:p>
+      <w:pPr>
+        <w:jc w:val="both"/>
         <w:rPr>
           <w:rFonts w:cs="Carlito"/>
           <w:b/>
@@ -1384,10 +1327,7 @@
           <w:sz w:val="32"/>
           <w:szCs w:val="32"/>
         </w:rPr>
-        <w:t>workbench.colorCustomizations</w:t>
-      </w:r>
-      <w:proofErr w:type="spellEnd"/>
-      <w:proofErr w:type="gramEnd"/>
+      </w:pPr>
       <w:r>
         <w:rPr>
           <w:rFonts w:cs="Carlito"/>
@@ -1397,57 +1337,7 @@
           <w:sz w:val="32"/>
           <w:szCs w:val="32"/>
         </w:rPr>
-        <w:t>": {</w:t>
-      </w:r>
-    </w:p>
-    <w:p>
-      <w:pPr>
-        <w:jc w:val="both"/>
-        <w:rPr>
-          <w:rFonts w:cs="Carlito"/>
-          <w:b/>
-          <w:bCs/>
-          <w:color w:val="D86DCB" w:themeColor="accent5" w:themeTint="99"/>
-          <w:sz w:val="32"/>
-          <w:szCs w:val="32"/>
-        </w:rPr>
-      </w:pPr>
-      <w:r>
-        <w:rPr>
-          <w:rFonts w:cs="Carlito"/>
-          <w:b/>
-          <w:bCs/>
-          <w:color w:val="D86DCB" w:themeColor="accent5" w:themeTint="99"/>
-          <w:sz w:val="32"/>
-          <w:szCs w:val="32"/>
-        </w:rPr>
-        <w:t xml:space="preserve">        "</w:t>
-      </w:r>
-      <w:proofErr w:type="spellStart"/>
-      <w:proofErr w:type="gramStart"/>
-      <w:r>
-        <w:rPr>
-          <w:rFonts w:cs="Carlito"/>
-          <w:b/>
-          <w:bCs/>
-          <w:color w:val="D86DCB" w:themeColor="accent5" w:themeTint="99"/>
-          <w:sz w:val="32"/>
-          <w:szCs w:val="32"/>
-        </w:rPr>
-        <w:t>editor.background</w:t>
-      </w:r>
-      <w:proofErr w:type="spellEnd"/>
-      <w:proofErr w:type="gramEnd"/>
-      <w:r>
-        <w:rPr>
-          <w:rFonts w:cs="Carlito"/>
-          <w:b/>
-          <w:bCs/>
-          <w:color w:val="D86DCB" w:themeColor="accent5" w:themeTint="99"/>
-          <w:sz w:val="32"/>
-          <w:szCs w:val="32"/>
-        </w:rPr>
-        <w:t>": "#1</w:t>
+        <w:t xml:space="preserve">        "editor.background": "#1</w:t>
       </w:r>
       <w:r>
         <w:rPr>
@@ -1924,29 +1814,15 @@
         </w:rPr>
         <w:t xml:space="preserve"> project which will be our app name (like </w:t>
       </w:r>
-      <w:proofErr w:type="spellStart"/>
-      <w:proofErr w:type="gramStart"/>
-      <w:r>
-        <w:rPr>
-          <w:rFonts w:cs="Carlito"/>
-          <w:b/>
-          <w:bCs/>
-          <w:sz w:val="32"/>
-          <w:szCs w:val="32"/>
-        </w:rPr>
-        <w:t>android:label</w:t>
-      </w:r>
-      <w:proofErr w:type="spellEnd"/>
-      <w:proofErr w:type="gramEnd"/>
-      <w:r>
-        <w:rPr>
-          <w:rFonts w:cs="Carlito"/>
-          <w:b/>
-          <w:bCs/>
-          <w:sz w:val="32"/>
-          <w:szCs w:val="32"/>
-        </w:rPr>
-        <w:t>=</w:t>
+      <w:r>
+        <w:rPr>
+          <w:rFonts w:cs="Carlito"/>
+          <w:b/>
+          <w:bCs/>
+          <w:sz w:val="32"/>
+          <w:szCs w:val="32"/>
+        </w:rPr>
+        <w:t>android:label=</w:t>
       </w:r>
       <w:r>
         <w:rPr>
@@ -1974,7 +1850,6 @@
         </w:rPr>
         <w:t xml:space="preserve"> and </w:t>
       </w:r>
-      <w:proofErr w:type="spellStart"/>
       <w:r>
         <w:rPr>
           <w:rFonts w:cs="Carlito"/>
@@ -1985,7 +1860,6 @@
         </w:rPr>
         <w:t>pubsec.yaml</w:t>
       </w:r>
-      <w:proofErr w:type="spellEnd"/>
       <w:r>
         <w:rPr>
           <w:rFonts w:cs="Carlito"/>
@@ -2026,7 +1900,6 @@
         </w:rPr>
         <w:t xml:space="preserve"> </w:t>
       </w:r>
-      <w:proofErr w:type="spellStart"/>
       <w:r>
         <w:rPr>
           <w:rFonts w:cs="Carlito"/>
@@ -2037,7 +1910,6 @@
         </w:rPr>
         <w:t>com.example.testing_flutter</w:t>
       </w:r>
-      <w:proofErr w:type="spellEnd"/>
       <w:r>
         <w:rPr>
           <w:rFonts w:cs="Carlito"/>
@@ -2428,16 +2300,7 @@
           <w:sz w:val="32"/>
           <w:szCs w:val="32"/>
         </w:rPr>
-        <w:t xml:space="preserve"># If we add </w:t>
-      </w:r>
-      <w:proofErr w:type="gramStart"/>
-      <w:r>
-        <w:rPr>
-          <w:rFonts w:cs="Carlito"/>
-          <w:sz w:val="32"/>
-          <w:szCs w:val="32"/>
-        </w:rPr>
-        <w:t>a</w:t>
+        <w:t># If we add a</w:t>
       </w:r>
       <w:r>
         <w:rPr>
@@ -2455,21 +2318,8 @@
           <w:sz w:val="32"/>
           <w:szCs w:val="32"/>
         </w:rPr>
-        <w:t>.</w:t>
-      </w:r>
-      <w:proofErr w:type="spellStart"/>
-      <w:r>
-        <w:rPr>
-          <w:rFonts w:cs="Carlito"/>
-          <w:b/>
-          <w:bCs/>
-          <w:sz w:val="32"/>
-          <w:szCs w:val="32"/>
-        </w:rPr>
-        <w:t>vscode</w:t>
-      </w:r>
-      <w:proofErr w:type="spellEnd"/>
-      <w:proofErr w:type="gramEnd"/>
+        <w:t>.vscode</w:t>
+      </w:r>
       <w:r>
         <w:rPr>
           <w:rFonts w:cs="Carlito"/>
@@ -2478,51 +2328,24 @@
         </w:rPr>
         <w:t xml:space="preserve"> directory inside our (like </w:t>
       </w:r>
-      <w:proofErr w:type="spellStart"/>
-      <w:r>
-        <w:rPr>
-          <w:rFonts w:cs="Carlito"/>
-          <w:b/>
-          <w:bCs/>
-          <w:sz w:val="32"/>
-          <w:szCs w:val="32"/>
-        </w:rPr>
-        <w:t>project_root</w:t>
-      </w:r>
-      <w:proofErr w:type="spellEnd"/>
-      <w:r>
-        <w:rPr>
-          <w:rFonts w:cs="Carlito"/>
-          <w:b/>
-          <w:bCs/>
-          <w:sz w:val="32"/>
-          <w:szCs w:val="32"/>
-        </w:rPr>
-        <w:t>/.</w:t>
-      </w:r>
-      <w:proofErr w:type="spellStart"/>
-      <w:r>
-        <w:rPr>
-          <w:rFonts w:cs="Carlito"/>
-          <w:b/>
-          <w:bCs/>
-          <w:sz w:val="32"/>
-          <w:szCs w:val="32"/>
-        </w:rPr>
-        <w:t>vscode</w:t>
-      </w:r>
-      <w:proofErr w:type="spellEnd"/>
-      <w:r>
-        <w:rPr>
-          <w:rFonts w:cs="Carlito"/>
-          <w:b/>
-          <w:bCs/>
-          <w:sz w:val="32"/>
-          <w:szCs w:val="32"/>
-        </w:rPr>
-        <w:t>/</w:t>
-      </w:r>
-      <w:proofErr w:type="spellStart"/>
+      <w:r>
+        <w:rPr>
+          <w:rFonts w:cs="Carlito"/>
+          <w:b/>
+          <w:bCs/>
+          <w:sz w:val="32"/>
+          <w:szCs w:val="32"/>
+        </w:rPr>
+        <w:t>project_root/.vscode/settings.json</w:t>
+      </w:r>
+      <w:r>
+        <w:rPr>
+          <w:rFonts w:cs="Carlito"/>
+          <w:sz w:val="32"/>
+          <w:szCs w:val="32"/>
+        </w:rPr>
+        <w:t xml:space="preserve">) and it has </w:t>
+      </w:r>
       <w:r>
         <w:rPr>
           <w:rFonts w:cs="Carlito"/>
@@ -2533,27 +2356,6 @@
         </w:rPr>
         <w:t>settings.json</w:t>
       </w:r>
-      <w:proofErr w:type="spellEnd"/>
-      <w:r>
-        <w:rPr>
-          <w:rFonts w:cs="Carlito"/>
-          <w:sz w:val="32"/>
-          <w:szCs w:val="32"/>
-        </w:rPr>
-        <w:t xml:space="preserve">) and it has </w:t>
-      </w:r>
-      <w:proofErr w:type="spellStart"/>
-      <w:r>
-        <w:rPr>
-          <w:rFonts w:cs="Carlito"/>
-          <w:b/>
-          <w:bCs/>
-          <w:sz w:val="32"/>
-          <w:szCs w:val="32"/>
-        </w:rPr>
-        <w:t>settings.json</w:t>
-      </w:r>
-      <w:proofErr w:type="spellEnd"/>
       <w:r>
         <w:rPr>
           <w:rFonts w:cs="Carlito"/>
@@ -2574,27 +2376,15 @@
           <w:szCs w:val="32"/>
         </w:rPr>
       </w:pPr>
-      <w:proofErr w:type="spellStart"/>
-      <w:r>
-        <w:rPr>
-          <w:rFonts w:cs="Carlito"/>
-          <w:b/>
-          <w:bCs/>
-          <w:sz w:val="32"/>
-          <w:szCs w:val="32"/>
-        </w:rPr>
-        <w:t>my_flutter_app</w:t>
-      </w:r>
-      <w:proofErr w:type="spellEnd"/>
-      <w:r>
-        <w:rPr>
-          <w:rFonts w:cs="Carlito"/>
-          <w:b/>
-          <w:bCs/>
-          <w:sz w:val="32"/>
-          <w:szCs w:val="32"/>
-        </w:rPr>
-        <w:t>/</w:t>
+      <w:r>
+        <w:rPr>
+          <w:rFonts w:cs="Carlito"/>
+          <w:b/>
+          <w:bCs/>
+          <w:sz w:val="32"/>
+          <w:szCs w:val="32"/>
+        </w:rPr>
+        <w:t>my_flutter_app/</w:t>
       </w:r>
     </w:p>
     <w:p>
@@ -2690,114 +2480,52 @@
           <w:sz w:val="32"/>
           <w:szCs w:val="32"/>
         </w:rPr>
-        <w:t xml:space="preserve">── </w:t>
-      </w:r>
-      <w:proofErr w:type="spellStart"/>
-      <w:proofErr w:type="gramStart"/>
-      <w:r>
-        <w:rPr>
-          <w:rFonts w:cs="Carlito"/>
-          <w:b/>
-          <w:bCs/>
-          <w:sz w:val="32"/>
-          <w:szCs w:val="32"/>
-        </w:rPr>
-        <w:t>pubspec.yaml</w:t>
-      </w:r>
-      <w:proofErr w:type="spellEnd"/>
-      <w:proofErr w:type="gramEnd"/>
-    </w:p>
-    <w:p>
-      <w:pPr>
-        <w:jc w:val="both"/>
-        <w:rPr>
-          <w:rFonts w:cs="Carlito"/>
-          <w:b/>
-          <w:bCs/>
-          <w:sz w:val="32"/>
-          <w:szCs w:val="32"/>
-        </w:rPr>
-      </w:pPr>
-      <w:r>
-        <w:rPr>
-          <w:rFonts w:cs="Carlito"/>
-          <w:b/>
-          <w:bCs/>
-          <w:sz w:val="32"/>
-          <w:szCs w:val="32"/>
-        </w:rPr>
-        <w:t>└─</w:t>
-      </w:r>
-      <w:proofErr w:type="gramStart"/>
-      <w:r>
-        <w:rPr>
-          <w:rFonts w:cs="Carlito"/>
-          <w:b/>
-          <w:bCs/>
-          <w:sz w:val="32"/>
-          <w:szCs w:val="32"/>
-        </w:rPr>
-        <w:t>─ .</w:t>
-      </w:r>
-      <w:proofErr w:type="spellStart"/>
-      <w:r>
-        <w:rPr>
-          <w:rFonts w:cs="Carlito"/>
-          <w:b/>
-          <w:bCs/>
-          <w:sz w:val="32"/>
-          <w:szCs w:val="32"/>
-        </w:rPr>
-        <w:t>vscode</w:t>
-      </w:r>
-      <w:proofErr w:type="spellEnd"/>
-      <w:proofErr w:type="gramEnd"/>
-      <w:r>
-        <w:rPr>
-          <w:rFonts w:cs="Carlito"/>
-          <w:b/>
-          <w:bCs/>
-          <w:sz w:val="32"/>
-          <w:szCs w:val="32"/>
-        </w:rPr>
-        <w:t>/</w:t>
-      </w:r>
-    </w:p>
-    <w:p>
-      <w:pPr>
-        <w:jc w:val="both"/>
-        <w:rPr>
-          <w:rFonts w:cs="Carlito"/>
-          <w:b/>
-          <w:bCs/>
-          <w:sz w:val="32"/>
-          <w:szCs w:val="32"/>
-        </w:rPr>
-      </w:pPr>
-      <w:r>
-        <w:rPr>
-          <w:rFonts w:cs="Carlito"/>
-          <w:b/>
-          <w:bCs/>
-          <w:sz w:val="32"/>
-          <w:szCs w:val="32"/>
-        </w:rPr>
-        <w:t xml:space="preserve">    └── </w:t>
-      </w:r>
-      <w:proofErr w:type="spellStart"/>
-      <w:proofErr w:type="gramStart"/>
-      <w:r>
-        <w:rPr>
-          <w:rFonts w:cs="Carlito"/>
-          <w:b/>
-          <w:bCs/>
-          <w:sz w:val="32"/>
-          <w:szCs w:val="32"/>
-        </w:rPr>
-        <w:t>settings.json</w:t>
-      </w:r>
-      <w:proofErr w:type="spellEnd"/>
-      <w:proofErr w:type="gramEnd"/>
+        <w:t>── pubspec.yaml</w:t>
+      </w:r>
+    </w:p>
+    <w:p>
+      <w:pPr>
+        <w:jc w:val="both"/>
+        <w:rPr>
+          <w:rFonts w:cs="Carlito"/>
+          <w:b/>
+          <w:bCs/>
+          <w:sz w:val="32"/>
+          <w:szCs w:val="32"/>
+        </w:rPr>
+      </w:pPr>
+      <w:r>
+        <w:rPr>
+          <w:rFonts w:cs="Carlito"/>
+          <w:b/>
+          <w:bCs/>
+          <w:sz w:val="32"/>
+          <w:szCs w:val="32"/>
+        </w:rPr>
+        <w:t>└── .vscode/</w:t>
+      </w:r>
+    </w:p>
+    <w:p>
+      <w:pPr>
+        <w:jc w:val="both"/>
+        <w:rPr>
+          <w:rFonts w:cs="Carlito"/>
+          <w:b/>
+          <w:bCs/>
+          <w:sz w:val="32"/>
+          <w:szCs w:val="32"/>
+        </w:rPr>
+      </w:pPr>
+      <w:r>
+        <w:rPr>
+          <w:rFonts w:cs="Carlito"/>
+          <w:b/>
+          <w:bCs/>
+          <w:sz w:val="32"/>
+          <w:szCs w:val="32"/>
+        </w:rPr>
+        <w:t xml:space="preserve">    └── settings.json</w:t>
+      </w:r>
     </w:p>
     <w:p>
       <w:pPr>
@@ -2858,10 +2586,178 @@
           <w:sz w:val="32"/>
           <w:szCs w:val="32"/>
         </w:rPr>
-        <w:t xml:space="preserve">  "</w:t>
-      </w:r>
-      <w:proofErr w:type="spellStart"/>
-      <w:proofErr w:type="gramStart"/>
+        <w:t xml:space="preserve">  "editor.fontSize": 16</w:t>
+      </w:r>
+      <w:r>
+        <w:rPr>
+          <w:rFonts w:cs="Carlito"/>
+          <w:b/>
+          <w:bCs/>
+          <w:sz w:val="32"/>
+          <w:szCs w:val="32"/>
+        </w:rPr>
+        <w:t>.75</w:t>
+      </w:r>
+      <w:r>
+        <w:rPr>
+          <w:rFonts w:cs="Carlito"/>
+          <w:b/>
+          <w:bCs/>
+          <w:sz w:val="32"/>
+          <w:szCs w:val="32"/>
+        </w:rPr>
+        <w:t>,</w:t>
+      </w:r>
+    </w:p>
+    <w:p>
+      <w:pPr>
+        <w:jc w:val="both"/>
+        <w:rPr>
+          <w:rFonts w:cs="Carlito"/>
+          <w:b/>
+          <w:bCs/>
+          <w:sz w:val="32"/>
+          <w:szCs w:val="32"/>
+        </w:rPr>
+      </w:pPr>
+      <w:r>
+        <w:rPr>
+          <w:rFonts w:cs="Carlito"/>
+          <w:b/>
+          <w:bCs/>
+          <w:sz w:val="32"/>
+          <w:szCs w:val="32"/>
+        </w:rPr>
+        <w:t xml:space="preserve">  "cSpell.words": [</w:t>
+      </w:r>
+    </w:p>
+    <w:p>
+      <w:pPr>
+        <w:jc w:val="both"/>
+        <w:rPr>
+          <w:rFonts w:cs="Carlito"/>
+          <w:b/>
+          <w:bCs/>
+          <w:sz w:val="32"/>
+          <w:szCs w:val="32"/>
+        </w:rPr>
+      </w:pPr>
+      <w:r>
+        <w:rPr>
+          <w:rFonts w:cs="Carlito"/>
+          <w:b/>
+          <w:bCs/>
+          <w:sz w:val="32"/>
+          <w:szCs w:val="32"/>
+        </w:rPr>
+        <w:t xml:space="preserve">        "playfair"</w:t>
+      </w:r>
+    </w:p>
+    <w:p>
+      <w:pPr>
+        <w:jc w:val="both"/>
+        <w:rPr>
+          <w:rFonts w:cs="Carlito"/>
+          <w:b/>
+          <w:bCs/>
+          <w:sz w:val="32"/>
+          <w:szCs w:val="32"/>
+        </w:rPr>
+      </w:pPr>
+      <w:r>
+        <w:rPr>
+          <w:rFonts w:cs="Carlito"/>
+          <w:b/>
+          <w:bCs/>
+          <w:sz w:val="32"/>
+          <w:szCs w:val="32"/>
+        </w:rPr>
+        <w:t xml:space="preserve">  ],</w:t>
+      </w:r>
+    </w:p>
+    <w:p>
+      <w:pPr>
+        <w:jc w:val="both"/>
+        <w:rPr>
+          <w:rFonts w:cs="Carlito"/>
+          <w:b/>
+          <w:bCs/>
+          <w:sz w:val="32"/>
+          <w:szCs w:val="32"/>
+        </w:rPr>
+      </w:pPr>
+      <w:r>
+        <w:rPr>
+          <w:rFonts w:cs="Carlito"/>
+          <w:b/>
+          <w:bCs/>
+          <w:sz w:val="32"/>
+          <w:szCs w:val="32"/>
+        </w:rPr>
+        <w:t xml:space="preserve">  "java.configuration.updateBuildConfiguration": "interactive",</w:t>
+      </w:r>
+    </w:p>
+    <w:p>
+      <w:pPr>
+        <w:jc w:val="both"/>
+        <w:rPr>
+          <w:rFonts w:cs="Carlito"/>
+          <w:b/>
+          <w:bCs/>
+          <w:sz w:val="32"/>
+          <w:szCs w:val="32"/>
+        </w:rPr>
+      </w:pPr>
+      <w:r>
+        <w:rPr>
+          <w:rFonts w:cs="Carlito"/>
+          <w:b/>
+          <w:bCs/>
+          <w:sz w:val="32"/>
+          <w:szCs w:val="32"/>
+        </w:rPr>
+        <w:t xml:space="preserve">  "dart.previewFlutterUiGuides": true,</w:t>
+      </w:r>
+    </w:p>
+    <w:p>
+      <w:pPr>
+        <w:jc w:val="both"/>
+        <w:rPr>
+          <w:rFonts w:cs="Carlito"/>
+          <w:b/>
+          <w:bCs/>
+          <w:sz w:val="32"/>
+          <w:szCs w:val="32"/>
+        </w:rPr>
+      </w:pPr>
+      <w:r>
+        <w:rPr>
+          <w:rFonts w:cs="Carlito"/>
+          <w:b/>
+          <w:bCs/>
+          <w:sz w:val="32"/>
+          <w:szCs w:val="32"/>
+        </w:rPr>
+        <w:t>}</w:t>
+      </w:r>
+    </w:p>
+    <w:p>
+      <w:pPr>
+        <w:jc w:val="both"/>
+        <w:rPr>
+          <w:rFonts w:cs="Carlito"/>
+          <w:sz w:val="32"/>
+          <w:szCs w:val="32"/>
+        </w:rPr>
+      </w:pPr>
+      <w:r>
+        <w:rPr>
+          <w:rFonts w:cs="Carlito"/>
+          <w:sz w:val="32"/>
+          <w:szCs w:val="32"/>
+        </w:rPr>
+        <w:t xml:space="preserve"># </w:t>
+      </w:r>
       <w:r>
         <w:rPr>
           <w:rFonts w:cs="Carlito"/>
@@ -2872,304 +2768,6 @@
         </w:rPr>
         <w:t>editor.fontSize</w:t>
       </w:r>
-      <w:proofErr w:type="spellEnd"/>
-      <w:proofErr w:type="gramEnd"/>
-      <w:r>
-        <w:rPr>
-          <w:rFonts w:cs="Carlito"/>
-          <w:b/>
-          <w:bCs/>
-          <w:sz w:val="32"/>
-          <w:szCs w:val="32"/>
-        </w:rPr>
-        <w:t>": 16</w:t>
-      </w:r>
-      <w:r>
-        <w:rPr>
-          <w:rFonts w:cs="Carlito"/>
-          <w:b/>
-          <w:bCs/>
-          <w:sz w:val="32"/>
-          <w:szCs w:val="32"/>
-        </w:rPr>
-        <w:t>.75</w:t>
-      </w:r>
-      <w:r>
-        <w:rPr>
-          <w:rFonts w:cs="Carlito"/>
-          <w:b/>
-          <w:bCs/>
-          <w:sz w:val="32"/>
-          <w:szCs w:val="32"/>
-        </w:rPr>
-        <w:t>,</w:t>
-      </w:r>
-    </w:p>
-    <w:p>
-      <w:pPr>
-        <w:jc w:val="both"/>
-        <w:rPr>
-          <w:rFonts w:cs="Carlito"/>
-          <w:b/>
-          <w:bCs/>
-          <w:sz w:val="32"/>
-          <w:szCs w:val="32"/>
-        </w:rPr>
-      </w:pPr>
-      <w:r>
-        <w:rPr>
-          <w:rFonts w:cs="Carlito"/>
-          <w:b/>
-          <w:bCs/>
-          <w:sz w:val="32"/>
-          <w:szCs w:val="32"/>
-        </w:rPr>
-        <w:t xml:space="preserve">  "</w:t>
-      </w:r>
-      <w:proofErr w:type="spellStart"/>
-      <w:r>
-        <w:rPr>
-          <w:rFonts w:cs="Carlito"/>
-          <w:b/>
-          <w:bCs/>
-          <w:sz w:val="32"/>
-          <w:szCs w:val="32"/>
-        </w:rPr>
-        <w:t>cSpell.words</w:t>
-      </w:r>
-      <w:proofErr w:type="spellEnd"/>
-      <w:r>
-        <w:rPr>
-          <w:rFonts w:cs="Carlito"/>
-          <w:b/>
-          <w:bCs/>
-          <w:sz w:val="32"/>
-          <w:szCs w:val="32"/>
-        </w:rPr>
-        <w:t>": [</w:t>
-      </w:r>
-    </w:p>
-    <w:p>
-      <w:pPr>
-        <w:jc w:val="both"/>
-        <w:rPr>
-          <w:rFonts w:cs="Carlito"/>
-          <w:b/>
-          <w:bCs/>
-          <w:sz w:val="32"/>
-          <w:szCs w:val="32"/>
-        </w:rPr>
-      </w:pPr>
-      <w:r>
-        <w:rPr>
-          <w:rFonts w:cs="Carlito"/>
-          <w:b/>
-          <w:bCs/>
-          <w:sz w:val="32"/>
-          <w:szCs w:val="32"/>
-        </w:rPr>
-        <w:t xml:space="preserve">        "</w:t>
-      </w:r>
-      <w:proofErr w:type="spellStart"/>
-      <w:r>
-        <w:rPr>
-          <w:rFonts w:cs="Carlito"/>
-          <w:b/>
-          <w:bCs/>
-          <w:sz w:val="32"/>
-          <w:szCs w:val="32"/>
-        </w:rPr>
-        <w:t>playfair</w:t>
-      </w:r>
-      <w:proofErr w:type="spellEnd"/>
-      <w:r>
-        <w:rPr>
-          <w:rFonts w:cs="Carlito"/>
-          <w:b/>
-          <w:bCs/>
-          <w:sz w:val="32"/>
-          <w:szCs w:val="32"/>
-        </w:rPr>
-        <w:t>"</w:t>
-      </w:r>
-    </w:p>
-    <w:p>
-      <w:pPr>
-        <w:jc w:val="both"/>
-        <w:rPr>
-          <w:rFonts w:cs="Carlito"/>
-          <w:b/>
-          <w:bCs/>
-          <w:sz w:val="32"/>
-          <w:szCs w:val="32"/>
-        </w:rPr>
-      </w:pPr>
-      <w:r>
-        <w:rPr>
-          <w:rFonts w:cs="Carlito"/>
-          <w:b/>
-          <w:bCs/>
-          <w:sz w:val="32"/>
-          <w:szCs w:val="32"/>
-        </w:rPr>
-        <w:t xml:space="preserve">  ],</w:t>
-      </w:r>
-    </w:p>
-    <w:p>
-      <w:pPr>
-        <w:jc w:val="both"/>
-        <w:rPr>
-          <w:rFonts w:cs="Carlito"/>
-          <w:b/>
-          <w:bCs/>
-          <w:sz w:val="32"/>
-          <w:szCs w:val="32"/>
-        </w:rPr>
-      </w:pPr>
-      <w:r>
-        <w:rPr>
-          <w:rFonts w:cs="Carlito"/>
-          <w:b/>
-          <w:bCs/>
-          <w:sz w:val="32"/>
-          <w:szCs w:val="32"/>
-        </w:rPr>
-        <w:t xml:space="preserve">  "</w:t>
-      </w:r>
-      <w:proofErr w:type="spellStart"/>
-      <w:proofErr w:type="gramStart"/>
-      <w:r>
-        <w:rPr>
-          <w:rFonts w:cs="Carlito"/>
-          <w:b/>
-          <w:bCs/>
-          <w:sz w:val="32"/>
-          <w:szCs w:val="32"/>
-        </w:rPr>
-        <w:t>java.configuration</w:t>
-      </w:r>
-      <w:proofErr w:type="gramEnd"/>
-      <w:r>
-        <w:rPr>
-          <w:rFonts w:cs="Carlito"/>
-          <w:b/>
-          <w:bCs/>
-          <w:sz w:val="32"/>
-          <w:szCs w:val="32"/>
-        </w:rPr>
-        <w:t>.updateBuildConfiguration</w:t>
-      </w:r>
-      <w:proofErr w:type="spellEnd"/>
-      <w:r>
-        <w:rPr>
-          <w:rFonts w:cs="Carlito"/>
-          <w:b/>
-          <w:bCs/>
-          <w:sz w:val="32"/>
-          <w:szCs w:val="32"/>
-        </w:rPr>
-        <w:t>": "interactive",</w:t>
-      </w:r>
-    </w:p>
-    <w:p>
-      <w:pPr>
-        <w:jc w:val="both"/>
-        <w:rPr>
-          <w:rFonts w:cs="Carlito"/>
-          <w:b/>
-          <w:bCs/>
-          <w:sz w:val="32"/>
-          <w:szCs w:val="32"/>
-        </w:rPr>
-      </w:pPr>
-      <w:r>
-        <w:rPr>
-          <w:rFonts w:cs="Carlito"/>
-          <w:b/>
-          <w:bCs/>
-          <w:sz w:val="32"/>
-          <w:szCs w:val="32"/>
-        </w:rPr>
-        <w:t xml:space="preserve">  "</w:t>
-      </w:r>
-      <w:proofErr w:type="spellStart"/>
-      <w:proofErr w:type="gramStart"/>
-      <w:r>
-        <w:rPr>
-          <w:rFonts w:cs="Carlito"/>
-          <w:b/>
-          <w:bCs/>
-          <w:sz w:val="32"/>
-          <w:szCs w:val="32"/>
-        </w:rPr>
-        <w:t>dart.previewFlutterUiGuides</w:t>
-      </w:r>
-      <w:proofErr w:type="spellEnd"/>
-      <w:proofErr w:type="gramEnd"/>
-      <w:r>
-        <w:rPr>
-          <w:rFonts w:cs="Carlito"/>
-          <w:b/>
-          <w:bCs/>
-          <w:sz w:val="32"/>
-          <w:szCs w:val="32"/>
-        </w:rPr>
-        <w:t>": true,</w:t>
-      </w:r>
-    </w:p>
-    <w:p>
-      <w:pPr>
-        <w:jc w:val="both"/>
-        <w:rPr>
-          <w:rFonts w:cs="Carlito"/>
-          <w:b/>
-          <w:bCs/>
-          <w:sz w:val="32"/>
-          <w:szCs w:val="32"/>
-        </w:rPr>
-      </w:pPr>
-      <w:r>
-        <w:rPr>
-          <w:rFonts w:cs="Carlito"/>
-          <w:b/>
-          <w:bCs/>
-          <w:sz w:val="32"/>
-          <w:szCs w:val="32"/>
-        </w:rPr>
-        <w:t>}</w:t>
-      </w:r>
-    </w:p>
-    <w:p>
-      <w:pPr>
-        <w:jc w:val="both"/>
-        <w:rPr>
-          <w:rFonts w:cs="Carlito"/>
-          <w:sz w:val="32"/>
-          <w:szCs w:val="32"/>
-        </w:rPr>
-      </w:pPr>
-      <w:r>
-        <w:rPr>
-          <w:rFonts w:cs="Carlito"/>
-          <w:sz w:val="32"/>
-          <w:szCs w:val="32"/>
-        </w:rPr>
-        <w:t xml:space="preserve"># </w:t>
-      </w:r>
-      <w:proofErr w:type="spellStart"/>
-      <w:proofErr w:type="gramStart"/>
-      <w:r>
-        <w:rPr>
-          <w:rFonts w:cs="Carlito"/>
-          <w:b/>
-          <w:bCs/>
-          <w:sz w:val="32"/>
-          <w:szCs w:val="32"/>
-        </w:rPr>
-        <w:t>editor.fontSize</w:t>
-      </w:r>
-      <w:proofErr w:type="spellEnd"/>
-      <w:proofErr w:type="gramEnd"/>
       <w:r>
         <w:rPr>
           <w:rFonts w:cs="Carlito"/>
@@ -3197,7 +2795,6 @@
         <w:lastRenderedPageBreak/>
         <w:t xml:space="preserve"># </w:t>
       </w:r>
-      <w:proofErr w:type="spellStart"/>
       <w:r>
         <w:rPr>
           <w:rFonts w:cs="Carlito"/>
@@ -3208,7 +2805,6 @@
         </w:rPr>
         <w:t>cSpell.words</w:t>
       </w:r>
-      <w:proofErr w:type="spellEnd"/>
       <w:r>
         <w:rPr>
           <w:rFonts w:cs="Carlito"/>
@@ -3235,30 +2831,16 @@
         </w:rPr>
         <w:t xml:space="preserve"># </w:t>
       </w:r>
-      <w:proofErr w:type="spellStart"/>
-      <w:proofErr w:type="gramStart"/>
-      <w:r>
-        <w:rPr>
-          <w:rFonts w:cs="Carlito"/>
-          <w:b/>
-          <w:bCs/>
-          <w:sz w:val="32"/>
-          <w:szCs w:val="32"/>
-        </w:rPr>
-        <w:t>java.configuration</w:t>
-      </w:r>
-      <w:proofErr w:type="gramEnd"/>
-      <w:r>
-        <w:rPr>
-          <w:rFonts w:cs="Carlito"/>
-          <w:b/>
-          <w:bCs/>
-          <w:sz w:val="32"/>
-          <w:szCs w:val="32"/>
-        </w:rPr>
-        <w:t>.updateBuildConfiguration</w:t>
-      </w:r>
-      <w:proofErr w:type="spellEnd"/>
+      <w:r>
+        <w:rPr>
+          <w:rFonts w:cs="Carlito"/>
+          <w:b/>
+          <w:bCs/>
+          <w:sz w:val="32"/>
+          <w:szCs w:val="32"/>
+        </w:rPr>
+        <w:t>java.configuration.updateBuildConfiguration</w:t>
+      </w:r>
       <w:r>
         <w:rPr>
           <w:rFonts w:cs="Carlito"/>
@@ -3377,20 +2959,8 @@
           <w:sz w:val="32"/>
           <w:szCs w:val="32"/>
         </w:rPr>
-        <w:t xml:space="preserve">── </w:t>
-      </w:r>
-      <w:proofErr w:type="spellStart"/>
-      <w:r>
-        <w:rPr>
-          <w:rFonts w:cs="Carlito"/>
-          <w:b/>
-          <w:bCs/>
-          <w:sz w:val="32"/>
-          <w:szCs w:val="32"/>
-        </w:rPr>
-        <w:t>build.gradle.kts</w:t>
-      </w:r>
-      <w:proofErr w:type="spellEnd"/>
+        <w:t>── build.gradle.kts</w:t>
+      </w:r>
     </w:p>
     <w:p>
       <w:pPr>
@@ -3421,20 +2991,8 @@
           <w:sz w:val="32"/>
           <w:szCs w:val="32"/>
         </w:rPr>
-        <w:t xml:space="preserve">── </w:t>
-      </w:r>
-      <w:proofErr w:type="spellStart"/>
-      <w:r>
-        <w:rPr>
-          <w:rFonts w:cs="Carlito"/>
-          <w:b/>
-          <w:bCs/>
-          <w:sz w:val="32"/>
-          <w:szCs w:val="32"/>
-        </w:rPr>
-        <w:t>settings.gradle.kts</w:t>
-      </w:r>
-      <w:proofErr w:type="spellEnd"/>
+        <w:t>── settings.gradle.kts</w:t>
+      </w:r>
     </w:p>
     <w:p>
       <w:pPr>
@@ -3477,20 +3035,8 @@
           <w:sz w:val="32"/>
           <w:szCs w:val="32"/>
         </w:rPr>
-        <w:t xml:space="preserve">    └── </w:t>
-      </w:r>
-      <w:proofErr w:type="spellStart"/>
-      <w:r>
-        <w:rPr>
-          <w:rFonts w:cs="Carlito"/>
-          <w:b/>
-          <w:bCs/>
-          <w:sz w:val="32"/>
-          <w:szCs w:val="32"/>
-        </w:rPr>
-        <w:t>build.gradle.kts</w:t>
-      </w:r>
-      <w:proofErr w:type="spellEnd"/>
+        <w:t xml:space="preserve">    └── build.gradle.kts</w:t>
+      </w:r>
     </w:p>
     <w:p>
       <w:pPr>
@@ -3802,8 +3348,6 @@
         </w:rPr>
         <w:t xml:space="preserve"># It shows custom lines for better clarity of the Widget tree in Flutter. To enable this in project level just add it in </w:t>
       </w:r>
-      <w:proofErr w:type="spellStart"/>
-      <w:proofErr w:type="gramStart"/>
       <w:r>
         <w:rPr>
           <w:rFonts w:cs="Carlito"/>
@@ -3814,8 +3358,6 @@
         </w:rPr>
         <w:t>settings.json</w:t>
       </w:r>
-      <w:proofErr w:type="spellEnd"/>
-      <w:proofErr w:type="gramEnd"/>
     </w:p>
     <w:p>
       <w:pPr>
@@ -3952,33 +3494,7 @@
           <w:sz w:val="32"/>
           <w:szCs w:val="32"/>
         </w:rPr>
-        <w:t xml:space="preserve"> "</w:t>
-      </w:r>
-      <w:proofErr w:type="spellStart"/>
-      <w:proofErr w:type="gramStart"/>
-      <w:r>
-        <w:rPr>
-          <w:rFonts w:cs="Carlito"/>
-          <w:b/>
-          <w:bCs/>
-          <w:color w:val="D86DCB" w:themeColor="accent5" w:themeTint="99"/>
-          <w:sz w:val="32"/>
-          <w:szCs w:val="32"/>
-        </w:rPr>
-        <w:t>dart.previewFlutterUiGuides</w:t>
-      </w:r>
-      <w:proofErr w:type="spellEnd"/>
-      <w:proofErr w:type="gramEnd"/>
-      <w:r>
-        <w:rPr>
-          <w:rFonts w:cs="Carlito"/>
-          <w:b/>
-          <w:bCs/>
-          <w:color w:val="D86DCB" w:themeColor="accent5" w:themeTint="99"/>
-          <w:sz w:val="32"/>
-          <w:szCs w:val="32"/>
-        </w:rPr>
-        <w:t>": true,</w:t>
+        <w:t xml:space="preserve"> "dart.previewFlutterUiGuides": true,</w:t>
       </w:r>
     </w:p>
     <w:p>
@@ -4101,7 +3617,6 @@
         </w:rPr>
         <w:t># Global User Settings or workspace (applicable to all projects) and User settings (applicable for only that user). And project level settings (</w:t>
       </w:r>
-      <w:proofErr w:type="spellStart"/>
       <w:r>
         <w:rPr>
           <w:rFonts w:cs="Carlito"/>
@@ -4112,47 +3627,24 @@
         </w:rPr>
         <w:t>settings.json</w:t>
       </w:r>
-      <w:proofErr w:type="spellEnd"/>
-      <w:r>
-        <w:rPr>
-          <w:rFonts w:cs="Carlito"/>
-          <w:sz w:val="32"/>
-          <w:szCs w:val="32"/>
-        </w:rPr>
-        <w:t xml:space="preserve"> file </w:t>
-      </w:r>
-      <w:proofErr w:type="gramStart"/>
-      <w:r>
-        <w:rPr>
-          <w:rFonts w:cs="Carlito"/>
-          <w:sz w:val="32"/>
-          <w:szCs w:val="32"/>
-        </w:rPr>
-        <w:t xml:space="preserve">in </w:t>
-      </w:r>
-      <w:r>
-        <w:rPr>
-          <w:rFonts w:cs="Carlito"/>
-          <w:b/>
-          <w:bCs/>
-          <w:sz w:val="32"/>
-          <w:szCs w:val="32"/>
-        </w:rPr>
-        <w:t>.</w:t>
-      </w:r>
-      <w:proofErr w:type="spellStart"/>
-      <w:r>
-        <w:rPr>
-          <w:rFonts w:cs="Carlito"/>
-          <w:b/>
-          <w:bCs/>
-          <w:sz w:val="32"/>
-          <w:szCs w:val="32"/>
-        </w:rPr>
-        <w:t>vscode</w:t>
-      </w:r>
-      <w:proofErr w:type="spellEnd"/>
-      <w:proofErr w:type="gramEnd"/>
+      <w:r>
+        <w:rPr>
+          <w:rFonts w:cs="Carlito"/>
+          <w:sz w:val="32"/>
+          <w:szCs w:val="32"/>
+        </w:rPr>
+        <w:t xml:space="preserve"> file in </w:t>
+      </w:r>
+      <w:r>
+        <w:rPr>
+          <w:rFonts w:cs="Carlito"/>
+          <w:b/>
+          <w:bCs/>
+          <w:sz w:val="32"/>
+          <w:szCs w:val="32"/>
+        </w:rPr>
+        <w:t>.vscode</w:t>
+      </w:r>
       <w:r>
         <w:rPr>
           <w:rFonts w:cs="Carlito"/>
@@ -4263,69 +3755,25 @@
           <w:sz w:val="32"/>
           <w:szCs w:val="32"/>
         </w:rPr>
-        <w:t xml:space="preserve"> </w:t>
-      </w:r>
-      <w:proofErr w:type="spellStart"/>
-      <w:r>
-        <w:rPr>
-          <w:rFonts w:cs="Carlito"/>
-          <w:b/>
-          <w:bCs/>
-          <w:sz w:val="32"/>
-          <w:szCs w:val="32"/>
-        </w:rPr>
-        <w:t>launch.json</w:t>
-      </w:r>
-      <w:proofErr w:type="spellEnd"/>
-      <w:r>
-        <w:rPr>
-          <w:rFonts w:cs="Carlito"/>
-          <w:sz w:val="32"/>
-          <w:szCs w:val="32"/>
-        </w:rPr>
-        <w:t xml:space="preserve"> file will be added in </w:t>
-      </w:r>
-      <w:proofErr w:type="gramStart"/>
-      <w:r>
-        <w:rPr>
-          <w:rFonts w:cs="Carlito"/>
-          <w:sz w:val="32"/>
-          <w:szCs w:val="32"/>
-        </w:rPr>
-        <w:t xml:space="preserve">the </w:t>
-      </w:r>
-      <w:r>
-        <w:rPr>
-          <w:rFonts w:cs="Carlito"/>
-          <w:b/>
-          <w:bCs/>
-          <w:sz w:val="32"/>
-          <w:szCs w:val="32"/>
-        </w:rPr>
-        <w:t>.</w:t>
-      </w:r>
-      <w:proofErr w:type="spellStart"/>
-      <w:r>
-        <w:rPr>
-          <w:rFonts w:cs="Carlito"/>
-          <w:b/>
-          <w:bCs/>
-          <w:sz w:val="32"/>
-          <w:szCs w:val="32"/>
-        </w:rPr>
-        <w:t>vscode</w:t>
-      </w:r>
-      <w:proofErr w:type="spellEnd"/>
-      <w:proofErr w:type="gramEnd"/>
-      <w:r>
-        <w:rPr>
-          <w:rFonts w:cs="Carlito"/>
-          <w:b/>
-          <w:bCs/>
-          <w:sz w:val="32"/>
-          <w:szCs w:val="32"/>
-        </w:rPr>
-        <w:t>/</w:t>
+        <w:t xml:space="preserve"> launch.json</w:t>
+      </w:r>
+      <w:r>
+        <w:rPr>
+          <w:rFonts w:cs="Carlito"/>
+          <w:sz w:val="32"/>
+          <w:szCs w:val="32"/>
+        </w:rPr>
+        <w:t xml:space="preserve"> file will be added in the </w:t>
+      </w:r>
+      <w:r>
+        <w:rPr>
+          <w:rFonts w:cs="Carlito"/>
+          <w:b/>
+          <w:bCs/>
+          <w:sz w:val="32"/>
+          <w:szCs w:val="32"/>
+        </w:rPr>
+        <w:t>.vscode/</w:t>
       </w:r>
       <w:r>
         <w:rPr>
@@ -4433,20 +3881,8 @@
           <w:sz w:val="32"/>
           <w:szCs w:val="32"/>
         </w:rPr>
-        <w:t xml:space="preserve"> </w:t>
-      </w:r>
-      <w:proofErr w:type="spellStart"/>
-      <w:r>
-        <w:rPr>
-          <w:rFonts w:cs="Carlito"/>
-          <w:b/>
-          <w:bCs/>
-          <w:sz w:val="32"/>
-          <w:szCs w:val="32"/>
-        </w:rPr>
-        <w:t>launch.json</w:t>
-      </w:r>
-      <w:proofErr w:type="spellEnd"/>
+        <w:t xml:space="preserve"> launch.json</w:t>
+      </w:r>
       <w:r>
         <w:rPr>
           <w:rFonts w:cs="Carlito"/>
@@ -4463,29 +3899,7 @@
           <w:sz w:val="32"/>
           <w:szCs w:val="32"/>
         </w:rPr>
-        <w:t xml:space="preserve"> flutter run --flavor staging --dart-define=API_URL=</w:t>
-      </w:r>
-      <w:proofErr w:type="spellStart"/>
-      <w:r>
-        <w:rPr>
-          <w:rFonts w:cs="Carlito"/>
-          <w:b/>
-          <w:bCs/>
-          <w:sz w:val="32"/>
-          <w:szCs w:val="32"/>
-        </w:rPr>
-        <w:t>htt</w:t>
-      </w:r>
-      <w:proofErr w:type="spellEnd"/>
-      <w:r>
-        <w:rPr>
-          <w:rFonts w:cs="Carlito"/>
-          <w:b/>
-          <w:bCs/>
-          <w:sz w:val="32"/>
-          <w:szCs w:val="32"/>
-        </w:rPr>
-        <w:t xml:space="preserve">… </w:t>
+        <w:t xml:space="preserve"> flutter run --flavor staging --dart-define=API_URL=htt… </w:t>
       </w:r>
       <w:r>
         <w:rPr>
@@ -4686,10 +4100,12 @@
           <w:sz w:val="32"/>
           <w:szCs w:val="32"/>
         </w:rPr>
-        <w:t xml:space="preserve">            "</w:t>
-      </w:r>
-      <w:proofErr w:type="spellStart"/>
-      <w:r>
+        <w:t xml:space="preserve">            "flutterMode": "debug",</w:t>
+      </w:r>
+    </w:p>
+    <w:p>
+      <w:pPr>
+        <w:jc w:val="both"/>
         <w:rPr>
           <w:rFonts w:cs="Carlito"/>
           <w:b/>
@@ -4698,9 +4114,7 @@
           <w:sz w:val="32"/>
           <w:szCs w:val="32"/>
         </w:rPr>
-        <w:t>flutterMode</w:t>
-      </w:r>
-      <w:proofErr w:type="spellEnd"/>
+      </w:pPr>
       <w:r>
         <w:rPr>
           <w:rFonts w:cs="Carlito"/>
@@ -4710,7 +4124,7 @@
           <w:sz w:val="32"/>
           <w:szCs w:val="32"/>
         </w:rPr>
-        <w:t>": "debug",</w:t>
+        <w:t xml:space="preserve">            "args": [</w:t>
       </w:r>
     </w:p>
     <w:p>
@@ -4734,10 +4148,12 @@
           <w:sz w:val="32"/>
           <w:szCs w:val="32"/>
         </w:rPr>
-        <w:t xml:space="preserve">            "</w:t>
-      </w:r>
-      <w:proofErr w:type="spellStart"/>
-      <w:r>
+        <w:t xml:space="preserve">                "--flavor",</w:t>
+      </w:r>
+    </w:p>
+    <w:p>
+      <w:pPr>
+        <w:jc w:val="both"/>
         <w:rPr>
           <w:rFonts w:cs="Carlito"/>
           <w:b/>
@@ -4746,9 +4162,7 @@
           <w:sz w:val="32"/>
           <w:szCs w:val="32"/>
         </w:rPr>
-        <w:t>args</w:t>
-      </w:r>
-      <w:proofErr w:type="spellEnd"/>
+      </w:pPr>
       <w:r>
         <w:rPr>
           <w:rFonts w:cs="Carlito"/>
@@ -4758,7 +4172,7 @@
           <w:sz w:val="32"/>
           <w:szCs w:val="32"/>
         </w:rPr>
-        <w:t>": [</w:t>
+        <w:t xml:space="preserve">                "staging",</w:t>
       </w:r>
     </w:p>
     <w:p>
@@ -4782,7 +4196,7 @@
           <w:sz w:val="32"/>
           <w:szCs w:val="32"/>
         </w:rPr>
-        <w:t xml:space="preserve">                "--flavor",</w:t>
+        <w:t xml:space="preserve">                "--dart-define=API_URL=https://staging-api.example.com"</w:t>
       </w:r>
     </w:p>
     <w:p>
@@ -4806,7 +4220,7 @@
           <w:sz w:val="32"/>
           <w:szCs w:val="32"/>
         </w:rPr>
-        <w:t xml:space="preserve">                "staging",</w:t>
+        <w:t xml:space="preserve">            ]</w:t>
       </w:r>
     </w:p>
     <w:p>
@@ -4830,7 +4244,7 @@
           <w:sz w:val="32"/>
           <w:szCs w:val="32"/>
         </w:rPr>
-        <w:t xml:space="preserve">                "--dart-define=API_URL=https://staging-api.example.com"</w:t>
+        <w:t xml:space="preserve">        }</w:t>
       </w:r>
     </w:p>
     <w:p>
@@ -4854,7 +4268,7 @@
           <w:sz w:val="32"/>
           <w:szCs w:val="32"/>
         </w:rPr>
-        <w:t xml:space="preserve">            ]</w:t>
+        <w:t xml:space="preserve">    ]</w:t>
       </w:r>
     </w:p>
     <w:p>
@@ -4878,7 +4292,7 @@
           <w:sz w:val="32"/>
           <w:szCs w:val="32"/>
         </w:rPr>
-        <w:t xml:space="preserve">        }</w:t>
+        <w:t xml:space="preserve">    …</w:t>
       </w:r>
     </w:p>
     <w:p>
@@ -4902,7 +4316,179 @@
           <w:sz w:val="32"/>
           <w:szCs w:val="32"/>
         </w:rPr>
-        <w:t xml:space="preserve">    ]</w:t>
+        <w:t>}</w:t>
+      </w:r>
+    </w:p>
+    <w:p>
+      <w:pPr>
+        <w:jc w:val="both"/>
+        <w:rPr>
+          <w:rFonts w:cs="Carlito"/>
+          <w:sz w:val="32"/>
+          <w:szCs w:val="32"/>
+        </w:rPr>
+      </w:pPr>
+      <w:r>
+        <w:rPr>
+          <w:rFonts w:cs="Carlito"/>
+          <w:sz w:val="32"/>
+          <w:szCs w:val="32"/>
+        </w:rPr>
+        <w:t xml:space="preserve"># Then just hit Ctrl + Shift + D or look at the left side and click on the </w:t>
+      </w:r>
+      <w:r>
+        <w:rPr>
+          <w:rFonts w:cs="Carlito"/>
+          <w:b/>
+          <w:bCs/>
+          <w:sz w:val="32"/>
+          <w:szCs w:val="32"/>
+        </w:rPr>
+        <w:t>Run and Debug</w:t>
+      </w:r>
+      <w:r>
+        <w:rPr>
+          <w:rFonts w:cs="Carlito"/>
+          <w:sz w:val="32"/>
+          <w:szCs w:val="32"/>
+        </w:rPr>
+        <w:t xml:space="preserve"> panel. Then by clicking on the drop down we can select the Run Time configuration we want to run (like</w:t>
+      </w:r>
+      <w:r>
+        <w:rPr>
+          <w:rFonts w:cs="Carlito"/>
+          <w:sz w:val="32"/>
+          <w:szCs w:val="32"/>
+        </w:rPr>
+        <w:t xml:space="preserve"> flavors, dart-define and also</w:t>
+      </w:r>
+      <w:r>
+        <w:rPr>
+          <w:rFonts w:cs="Carlito"/>
+          <w:sz w:val="32"/>
+          <w:szCs w:val="32"/>
+        </w:rPr>
+        <w:t xml:space="preserve"> Profile mode, </w:t>
+      </w:r>
+      <w:r>
+        <w:rPr>
+          <w:rFonts w:cs="Carlito"/>
+          <w:sz w:val="32"/>
+          <w:szCs w:val="32"/>
+        </w:rPr>
+        <w:t>R</w:t>
+      </w:r>
+      <w:r>
+        <w:rPr>
+          <w:rFonts w:cs="Carlito"/>
+          <w:sz w:val="32"/>
+          <w:szCs w:val="32"/>
+        </w:rPr>
+        <w:t>elease</w:t>
+      </w:r>
+      <w:r>
+        <w:rPr>
+          <w:rFonts w:cs="Carlito"/>
+          <w:sz w:val="32"/>
+          <w:szCs w:val="32"/>
+        </w:rPr>
+        <w:t>, Debug</w:t>
+      </w:r>
+      <w:r>
+        <w:rPr>
+          <w:rFonts w:cs="Carlito"/>
+          <w:sz w:val="32"/>
+          <w:szCs w:val="32"/>
+        </w:rPr>
+        <w:t xml:space="preserve"> mode </w:t>
+      </w:r>
+      <w:r>
+        <w:rPr>
+          <w:rFonts w:cs="Carlito"/>
+          <w:sz w:val="32"/>
+          <w:szCs w:val="32"/>
+        </w:rPr>
+        <w:t xml:space="preserve">in </w:t>
+      </w:r>
+      <w:r>
+        <w:rPr>
+          <w:rFonts w:cs="Carlito"/>
+          <w:b/>
+          <w:bCs/>
+          <w:sz w:val="32"/>
+          <w:szCs w:val="32"/>
+        </w:rPr>
+        <w:t xml:space="preserve">flutterMode: </w:t>
+      </w:r>
+      <w:r>
+        <w:rPr>
+          <w:rFonts w:cs="Carlito"/>
+          <w:sz w:val="32"/>
+          <w:szCs w:val="32"/>
+        </w:rPr>
+        <w:t>for deployment and performance testing</w:t>
+      </w:r>
+      <w:r>
+        <w:rPr>
+          <w:rFonts w:cs="Carlito"/>
+          <w:sz w:val="32"/>
+          <w:szCs w:val="32"/>
+        </w:rPr>
+        <w:t>)</w:t>
+      </w:r>
+    </w:p>
+    <w:p>
+      <w:pPr>
+        <w:jc w:val="both"/>
+        <w:rPr>
+          <w:rFonts w:cs="Carlito"/>
+          <w:sz w:val="32"/>
+          <w:szCs w:val="32"/>
+        </w:rPr>
+      </w:pPr>
+      <w:r>
+        <w:rPr>
+          <w:rFonts w:cs="Carlito"/>
+          <w:sz w:val="32"/>
+          <w:szCs w:val="32"/>
+        </w:rPr>
+        <w:t>#</w:t>
+      </w:r>
+      <w:r>
+        <w:rPr>
+          <w:rFonts w:cs="Carlito"/>
+          <w:b/>
+          <w:bCs/>
+          <w:sz w:val="32"/>
+          <w:szCs w:val="32"/>
+        </w:rPr>
+        <w:t xml:space="preserve"> Run and Debug</w:t>
+      </w:r>
+      <w:r>
+        <w:rPr>
+          <w:rFonts w:cs="Carlito"/>
+          <w:sz w:val="32"/>
+          <w:szCs w:val="32"/>
+        </w:rPr>
+        <w:t xml:space="preserve"> panel also shows variables (compile time injected by </w:t>
+      </w:r>
+      <w:r>
+        <w:rPr>
+          <w:rFonts w:cs="Carlito"/>
+          <w:b/>
+          <w:bCs/>
+          <w:sz w:val="32"/>
+          <w:szCs w:val="32"/>
+        </w:rPr>
+        <w:t>--dart-define</w:t>
+      </w:r>
+      <w:r>
+        <w:rPr>
+          <w:rFonts w:cs="Carlito"/>
+          <w:sz w:val="32"/>
+          <w:szCs w:val="32"/>
+        </w:rPr>
+        <w:t>) and Call stack etc.</w:t>
       </w:r>
     </w:p>
     <w:p>
@@ -4922,16 +4508,235 @@
           <w:rFonts w:cs="Carlito"/>
           <w:b/>
           <w:bCs/>
+          <w:sz w:val="32"/>
+          <w:szCs w:val="32"/>
+        </w:rPr>
+        <w:t>NOTE:</w:t>
+      </w:r>
+      <w:r>
+        <w:rPr>
+          <w:rFonts w:cs="Carlito"/>
+          <w:sz w:val="32"/>
+          <w:szCs w:val="32"/>
+        </w:rPr>
+        <w:t xml:space="preserve"> For Anti-Gravity we need to add </w:t>
+      </w:r>
+      <w:r>
+        <w:rPr>
+          <w:rFonts w:cs="Carlito"/>
+          <w:b/>
+          <w:bCs/>
+          <w:sz w:val="32"/>
+          <w:szCs w:val="32"/>
+        </w:rPr>
+        <w:t>"cwd": "project_name",</w:t>
+      </w:r>
+    </w:p>
+    <w:p>
+      <w:pPr>
+        <w:jc w:val="both"/>
+        <w:rPr>
+          <w:rFonts w:cs="Carlito"/>
+          <w:sz w:val="32"/>
+          <w:szCs w:val="32"/>
+        </w:rPr>
+      </w:pPr>
+      <w:r>
+        <w:rPr>
+          <w:rFonts w:cs="Carlito"/>
+          <w:sz w:val="32"/>
+          <w:szCs w:val="32"/>
+        </w:rPr>
+        <w:t xml:space="preserve"> This after </w:t>
+      </w:r>
+      <w:r>
+        <w:rPr>
+          <w:rFonts w:cs="Carlito"/>
+          <w:b/>
+          <w:bCs/>
+          <w:sz w:val="32"/>
+          <w:szCs w:val="32"/>
+        </w:rPr>
+        <w:t>"name"</w:t>
+      </w:r>
+    </w:p>
+    <w:p>
+      <w:pPr>
+        <w:jc w:val="both"/>
+        <w:rPr>
+          <w:rFonts w:cs="Carlito"/>
+          <w:sz w:val="32"/>
+          <w:szCs w:val="32"/>
+        </w:rPr>
+      </w:pPr>
+    </w:p>
+    <w:p>
+      <w:pPr>
+        <w:jc w:val="center"/>
+        <w:rPr>
+          <w:rFonts w:cs="Carlito"/>
+          <w:sz w:val="32"/>
+          <w:szCs w:val="32"/>
+        </w:rPr>
+      </w:pPr>
+      <w:r>
+        <w:rPr>
+          <w:rFonts w:cs="Carlito"/>
+          <w:sz w:val="32"/>
+          <w:szCs w:val="32"/>
+        </w:rPr>
+        <w:t>Break</w:t>
+      </w:r>
+    </w:p>
+    <w:p>
+      <w:pPr>
+        <w:jc w:val="both"/>
+        <w:rPr>
+          <w:rFonts w:cs="Carlito"/>
+          <w:sz w:val="32"/>
+          <w:szCs w:val="32"/>
+        </w:rPr>
+      </w:pPr>
+    </w:p>
+    <w:p>
+      <w:pPr>
+        <w:jc w:val="both"/>
+        <w:rPr>
+          <w:rFonts w:cs="Carlito"/>
+          <w:b/>
+          <w:bCs/>
+          <w:sz w:val="32"/>
+          <w:szCs w:val="32"/>
+        </w:rPr>
+      </w:pPr>
+      <w:r>
+        <w:rPr>
+          <w:rFonts w:cs="Carlito"/>
+          <w:b/>
+          <w:bCs/>
+          <w:sz w:val="32"/>
+          <w:szCs w:val="32"/>
+        </w:rPr>
+        <w:t>Auto Saving Files in VS Code:</w:t>
+      </w:r>
+    </w:p>
+    <w:p>
+      <w:pPr>
+        <w:jc w:val="both"/>
+        <w:rPr>
+          <w:rFonts w:cs="Carlito"/>
+          <w:sz w:val="32"/>
+          <w:szCs w:val="32"/>
+        </w:rPr>
+      </w:pPr>
+      <w:r>
+        <w:rPr>
+          <w:rFonts w:cs="Carlito"/>
+          <w:sz w:val="32"/>
+          <w:szCs w:val="32"/>
+        </w:rPr>
+        <w:t xml:space="preserve"># By default, VS code doesn’t save files we have to do it manually using Ctrl + S. To enable auto save go to Settings </w:t>
+      </w:r>
+      <w:r>
+        <w:rPr>
+          <w:rFonts w:cs="Carlito"/>
+          <w:sz w:val="32"/>
+          <w:szCs w:val="32"/>
+        </w:rPr>
+        <w:sym w:font="Wingdings" w:char="F0E0"/>
+      </w:r>
+      <w:r>
+        <w:rPr>
+          <w:rFonts w:cs="Carlito"/>
+          <w:sz w:val="32"/>
+          <w:szCs w:val="32"/>
+        </w:rPr>
+        <w:t xml:space="preserve"> Search Auto Save </w:t>
+      </w:r>
+      <w:r>
+        <w:rPr>
+          <w:rFonts w:cs="Carlito"/>
+          <w:sz w:val="32"/>
+          <w:szCs w:val="32"/>
+        </w:rPr>
+        <w:sym w:font="Wingdings" w:char="F0E0"/>
+      </w:r>
+      <w:r>
+        <w:rPr>
+          <w:rFonts w:cs="Carlito"/>
+          <w:sz w:val="32"/>
+          <w:szCs w:val="32"/>
+        </w:rPr>
+        <w:t xml:space="preserve"> Select </w:t>
+      </w:r>
+      <w:r>
+        <w:rPr>
+          <w:rFonts w:cs="Carlito"/>
+          <w:b/>
+          <w:bCs/>
+          <w:sz w:val="32"/>
+          <w:szCs w:val="32"/>
+        </w:rPr>
+        <w:t>afterDelay</w:t>
+      </w:r>
+      <w:r>
+        <w:rPr>
+          <w:rFonts w:cs="Carlito"/>
+          <w:sz w:val="32"/>
+          <w:szCs w:val="32"/>
+        </w:rPr>
+        <w:t xml:space="preserve"> option</w:t>
+      </w:r>
+    </w:p>
+    <w:p>
+      <w:pPr>
+        <w:jc w:val="both"/>
+        <w:rPr>
+          <w:rFonts w:cs="Carlito"/>
+          <w:sz w:val="32"/>
+          <w:szCs w:val="32"/>
+        </w:rPr>
+      </w:pPr>
+      <w:r>
+        <w:rPr>
+          <w:rFonts w:cs="Carlito"/>
+          <w:sz w:val="32"/>
+          <w:szCs w:val="32"/>
+        </w:rPr>
+        <w:t xml:space="preserve"># We can also turn it on as project level settings in </w:t>
+      </w:r>
+      <w:r>
+        <w:rPr>
+          <w:rFonts w:cs="Carlito"/>
+          <w:b/>
+          <w:bCs/>
+          <w:sz w:val="32"/>
+          <w:szCs w:val="32"/>
+        </w:rPr>
+        <w:t>.vscode/settings.json</w:t>
+      </w:r>
+      <w:r>
+        <w:rPr>
+          <w:rFonts w:cs="Carlito"/>
+          <w:sz w:val="32"/>
+          <w:szCs w:val="32"/>
+        </w:rPr>
+        <w:t xml:space="preserve"> file like this:</w:t>
+      </w:r>
+    </w:p>
+    <w:p>
+      <w:pPr>
+        <w:jc w:val="both"/>
+        <w:rPr>
+          <w:rFonts w:cs="Carlito"/>
+          <w:b/>
+          <w:bCs/>
           <w:color w:val="D86DCB" w:themeColor="accent5" w:themeTint="99"/>
           <w:sz w:val="32"/>
           <w:szCs w:val="32"/>
         </w:rPr>
-        <w:t xml:space="preserve">    …</w:t>
-      </w:r>
-    </w:p>
-    <w:p>
-      <w:pPr>
-        <w:jc w:val="both"/>
+      </w:pPr>
+      <w:r>
         <w:rPr>
           <w:rFonts w:cs="Carlito"/>
           <w:b/>
@@ -4940,8 +4745,12 @@
           <w:sz w:val="32"/>
           <w:szCs w:val="32"/>
         </w:rPr>
-      </w:pPr>
-      <w:r>
+        <w:t>{</w:t>
+      </w:r>
+    </w:p>
+    <w:p>
+      <w:pPr>
+        <w:jc w:val="both"/>
         <w:rPr>
           <w:rFonts w:cs="Carlito"/>
           <w:b/>
@@ -4950,6 +4759,64 @@
           <w:sz w:val="32"/>
           <w:szCs w:val="32"/>
         </w:rPr>
+      </w:pPr>
+      <w:r>
+        <w:rPr>
+          <w:rFonts w:cs="Carlito"/>
+          <w:b/>
+          <w:bCs/>
+          <w:color w:val="D86DCB" w:themeColor="accent5" w:themeTint="99"/>
+          <w:sz w:val="32"/>
+          <w:szCs w:val="32"/>
+        </w:rPr>
+        <w:t xml:space="preserve">    "files.autoSave": "afterDelay",</w:t>
+      </w:r>
+    </w:p>
+    <w:p>
+      <w:pPr>
+        <w:jc w:val="both"/>
+        <w:rPr>
+          <w:rFonts w:cs="Carlito"/>
+          <w:b/>
+          <w:bCs/>
+          <w:color w:val="D86DCB" w:themeColor="accent5" w:themeTint="99"/>
+          <w:sz w:val="32"/>
+          <w:szCs w:val="32"/>
+        </w:rPr>
+      </w:pPr>
+      <w:r>
+        <w:rPr>
+          <w:rFonts w:cs="Carlito"/>
+          <w:b/>
+          <w:bCs/>
+          <w:color w:val="D86DCB" w:themeColor="accent5" w:themeTint="99"/>
+          <w:sz w:val="32"/>
+          <w:szCs w:val="32"/>
+        </w:rPr>
+        <w:t xml:space="preserve">    "files.autoSaveDelay": 1000</w:t>
+      </w:r>
+    </w:p>
+    <w:p>
+      <w:pPr>
+        <w:jc w:val="both"/>
+        <w:rPr>
+          <w:rFonts w:cs="Carlito"/>
+          <w:b/>
+          <w:bCs/>
+          <w:color w:val="D86DCB" w:themeColor="accent5" w:themeTint="99"/>
+          <w:sz w:val="32"/>
+          <w:szCs w:val="32"/>
+        </w:rPr>
+      </w:pPr>
+      <w:r>
+        <w:rPr>
+          <w:rFonts w:cs="Carlito"/>
+          <w:b/>
+          <w:bCs/>
+          <w:color w:val="D86DCB" w:themeColor="accent5" w:themeTint="99"/>
+          <w:sz w:val="32"/>
+          <w:szCs w:val="32"/>
+        </w:rPr>
         <w:t>}</w:t>
       </w:r>
     </w:p>
@@ -4968,286 +4835,23 @@
           <w:sz w:val="32"/>
           <w:szCs w:val="32"/>
         </w:rPr>
-        <w:t xml:space="preserve"># Then just hit Ctrl + Shift + D or look at the left side and click on the </w:t>
-      </w:r>
-      <w:r>
-        <w:rPr>
-          <w:rFonts w:cs="Carlito"/>
-          <w:b/>
-          <w:bCs/>
-          <w:sz w:val="32"/>
-          <w:szCs w:val="32"/>
-        </w:rPr>
-        <w:t>Run and Debug</w:t>
-      </w:r>
-      <w:r>
-        <w:rPr>
-          <w:rFonts w:cs="Carlito"/>
-          <w:sz w:val="32"/>
-          <w:szCs w:val="32"/>
-        </w:rPr>
-        <w:t xml:space="preserve"> panel. Then by clicking on the drop down we can select the Run Time configuration we want to run (like</w:t>
-      </w:r>
-      <w:r>
-        <w:rPr>
-          <w:rFonts w:cs="Carlito"/>
-          <w:sz w:val="32"/>
-          <w:szCs w:val="32"/>
-        </w:rPr>
-        <w:t xml:space="preserve"> flavors, dart-define and also</w:t>
-      </w:r>
-      <w:r>
-        <w:rPr>
-          <w:rFonts w:cs="Carlito"/>
-          <w:sz w:val="32"/>
-          <w:szCs w:val="32"/>
-        </w:rPr>
-        <w:t xml:space="preserve"> Profile mode, </w:t>
-      </w:r>
-      <w:r>
-        <w:rPr>
-          <w:rFonts w:cs="Carlito"/>
-          <w:sz w:val="32"/>
-          <w:szCs w:val="32"/>
-        </w:rPr>
-        <w:t>R</w:t>
-      </w:r>
-      <w:r>
-        <w:rPr>
-          <w:rFonts w:cs="Carlito"/>
-          <w:sz w:val="32"/>
-          <w:szCs w:val="32"/>
-        </w:rPr>
-        <w:t>elease</w:t>
-      </w:r>
-      <w:r>
-        <w:rPr>
-          <w:rFonts w:cs="Carlito"/>
-          <w:sz w:val="32"/>
-          <w:szCs w:val="32"/>
-        </w:rPr>
-        <w:t>, Debug</w:t>
-      </w:r>
-      <w:r>
-        <w:rPr>
-          <w:rFonts w:cs="Carlito"/>
-          <w:sz w:val="32"/>
-          <w:szCs w:val="32"/>
-        </w:rPr>
-        <w:t xml:space="preserve"> mode </w:t>
-      </w:r>
-      <w:r>
-        <w:rPr>
-          <w:rFonts w:cs="Carlito"/>
-          <w:sz w:val="32"/>
-          <w:szCs w:val="32"/>
-        </w:rPr>
-        <w:t xml:space="preserve">in </w:t>
-      </w:r>
-      <w:proofErr w:type="spellStart"/>
-      <w:r>
-        <w:rPr>
-          <w:rFonts w:cs="Carlito"/>
-          <w:b/>
-          <w:bCs/>
-          <w:sz w:val="32"/>
-          <w:szCs w:val="32"/>
-        </w:rPr>
-        <w:t>flutterMode</w:t>
-      </w:r>
-      <w:proofErr w:type="spellEnd"/>
-      <w:r>
-        <w:rPr>
-          <w:rFonts w:cs="Carlito"/>
-          <w:b/>
-          <w:bCs/>
-          <w:sz w:val="32"/>
-          <w:szCs w:val="32"/>
-        </w:rPr>
-        <w:t xml:space="preserve">: </w:t>
-      </w:r>
-      <w:r>
-        <w:rPr>
-          <w:rFonts w:cs="Carlito"/>
-          <w:sz w:val="32"/>
-          <w:szCs w:val="32"/>
-        </w:rPr>
-        <w:t>for deployment and performance testing</w:t>
-      </w:r>
-      <w:r>
-        <w:rPr>
-          <w:rFonts w:cs="Carlito"/>
-          <w:sz w:val="32"/>
-          <w:szCs w:val="32"/>
-        </w:rPr>
-        <w:t>)</w:t>
-      </w:r>
-    </w:p>
-    <w:p>
-      <w:pPr>
-        <w:jc w:val="both"/>
-        <w:rPr>
-          <w:rFonts w:cs="Carlito"/>
-          <w:sz w:val="32"/>
-          <w:szCs w:val="32"/>
-        </w:rPr>
-      </w:pPr>
-      <w:r>
-        <w:rPr>
-          <w:rFonts w:cs="Carlito"/>
-          <w:sz w:val="32"/>
-          <w:szCs w:val="32"/>
-        </w:rPr>
-        <w:t>#</w:t>
-      </w:r>
-      <w:r>
-        <w:rPr>
-          <w:rFonts w:cs="Carlito"/>
-          <w:b/>
-          <w:bCs/>
-          <w:sz w:val="32"/>
-          <w:szCs w:val="32"/>
-        </w:rPr>
-        <w:t xml:space="preserve"> Run and Debug</w:t>
-      </w:r>
-      <w:r>
-        <w:rPr>
-          <w:rFonts w:cs="Carlito"/>
-          <w:sz w:val="32"/>
-          <w:szCs w:val="32"/>
-        </w:rPr>
-        <w:t xml:space="preserve"> panel also shows variables (compile time injected by </w:t>
-      </w:r>
-      <w:r>
-        <w:rPr>
-          <w:rFonts w:cs="Carlito"/>
-          <w:b/>
-          <w:bCs/>
-          <w:sz w:val="32"/>
-          <w:szCs w:val="32"/>
-        </w:rPr>
-        <w:t>--dart-define</w:t>
-      </w:r>
-      <w:r>
-        <w:rPr>
-          <w:rFonts w:cs="Carlito"/>
-          <w:sz w:val="32"/>
-          <w:szCs w:val="32"/>
-        </w:rPr>
-        <w:t>) and Call stack etc.</w:t>
-      </w:r>
-    </w:p>
-    <w:p>
-      <w:pPr>
-        <w:jc w:val="both"/>
-        <w:rPr>
-          <w:rFonts w:cs="Carlito"/>
-          <w:b/>
-          <w:bCs/>
-          <w:color w:val="D86DCB" w:themeColor="accent5" w:themeTint="99"/>
-          <w:sz w:val="32"/>
-          <w:szCs w:val="32"/>
-        </w:rPr>
-      </w:pPr>
-      <w:r>
-        <w:rPr>
-          <w:rFonts w:cs="Carlito"/>
-          <w:b/>
-          <w:bCs/>
-          <w:sz w:val="32"/>
-          <w:szCs w:val="32"/>
-        </w:rPr>
-        <w:t>NOTE:</w:t>
-      </w:r>
-      <w:r>
-        <w:rPr>
-          <w:rFonts w:cs="Carlito"/>
-          <w:sz w:val="32"/>
-          <w:szCs w:val="32"/>
-        </w:rPr>
-        <w:t xml:space="preserve"> For Anti-Gravity we need to add </w:t>
-      </w:r>
-      <w:r>
-        <w:rPr>
-          <w:rFonts w:cs="Carlito"/>
-          <w:b/>
-          <w:bCs/>
-          <w:sz w:val="32"/>
-          <w:szCs w:val="32"/>
-        </w:rPr>
-        <w:t>"</w:t>
-      </w:r>
-      <w:proofErr w:type="spellStart"/>
-      <w:r>
-        <w:rPr>
-          <w:rFonts w:cs="Carlito"/>
-          <w:b/>
-          <w:bCs/>
-          <w:sz w:val="32"/>
-          <w:szCs w:val="32"/>
-        </w:rPr>
-        <w:t>cwd</w:t>
-      </w:r>
-      <w:proofErr w:type="spellEnd"/>
-      <w:r>
-        <w:rPr>
-          <w:rFonts w:cs="Carlito"/>
-          <w:b/>
-          <w:bCs/>
-          <w:sz w:val="32"/>
-          <w:szCs w:val="32"/>
-        </w:rPr>
-        <w:t>": "</w:t>
-      </w:r>
-      <w:proofErr w:type="spellStart"/>
-      <w:r>
-        <w:rPr>
-          <w:rFonts w:cs="Carlito"/>
-          <w:b/>
-          <w:bCs/>
-          <w:sz w:val="32"/>
-          <w:szCs w:val="32"/>
-        </w:rPr>
-        <w:t>project_name</w:t>
-      </w:r>
-      <w:proofErr w:type="spellEnd"/>
-      <w:r>
-        <w:rPr>
-          <w:rFonts w:cs="Carlito"/>
-          <w:b/>
-          <w:bCs/>
-          <w:sz w:val="32"/>
-          <w:szCs w:val="32"/>
-        </w:rPr>
-        <w:t>",</w:t>
-      </w:r>
-    </w:p>
-    <w:p>
-      <w:pPr>
-        <w:jc w:val="both"/>
-        <w:rPr>
-          <w:rFonts w:cs="Carlito"/>
-          <w:sz w:val="32"/>
-          <w:szCs w:val="32"/>
-        </w:rPr>
-      </w:pPr>
-      <w:r>
-        <w:rPr>
-          <w:rFonts w:cs="Carlito"/>
-          <w:sz w:val="32"/>
-          <w:szCs w:val="32"/>
-        </w:rPr>
-        <w:t xml:space="preserve"> This after </w:t>
-      </w:r>
-      <w:r>
-        <w:rPr>
-          <w:rFonts w:cs="Carlito"/>
-          <w:b/>
-          <w:bCs/>
-          <w:sz w:val="32"/>
-          <w:szCs w:val="32"/>
-        </w:rPr>
-        <w:t>"name"</w:t>
+        <w:t xml:space="preserve"># </w:t>
+      </w:r>
+      <w:r>
+        <w:rPr>
+          <w:rFonts w:cs="Carlito"/>
+          <w:sz w:val="32"/>
+          <w:szCs w:val="32"/>
+        </w:rPr>
+        <w:t>So,</w:t>
+      </w:r>
+      <w:r>
+        <w:rPr>
+          <w:rFonts w:cs="Carlito"/>
+          <w:sz w:val="32"/>
+          <w:szCs w:val="32"/>
+        </w:rPr>
+        <w:t xml:space="preserve"> after we type then 1 second later VS code automatically saves it</w:t>
       </w:r>
     </w:p>
     <w:p>
@@ -5307,319 +4911,7 @@
           <w:sz w:val="32"/>
           <w:szCs w:val="32"/>
         </w:rPr>
-        <w:t>Auto Saving Files in VS Code:</w:t>
-      </w:r>
-    </w:p>
-    <w:p>
-      <w:pPr>
-        <w:jc w:val="both"/>
-        <w:rPr>
-          <w:rFonts w:cs="Carlito"/>
-          <w:sz w:val="32"/>
-          <w:szCs w:val="32"/>
-        </w:rPr>
-      </w:pPr>
-      <w:r>
-        <w:rPr>
-          <w:rFonts w:cs="Carlito"/>
-          <w:sz w:val="32"/>
-          <w:szCs w:val="32"/>
-        </w:rPr>
-        <w:t xml:space="preserve"># By default, VS code doesn’t save files we have to do it manually using Ctrl + S. To enable auto save go to Settings </w:t>
-      </w:r>
-      <w:r>
-        <w:rPr>
-          <w:rFonts w:cs="Carlito"/>
-          <w:sz w:val="32"/>
-          <w:szCs w:val="32"/>
-        </w:rPr>
-        <w:sym w:font="Wingdings" w:char="F0E0"/>
-      </w:r>
-      <w:r>
-        <w:rPr>
-          <w:rFonts w:cs="Carlito"/>
-          <w:sz w:val="32"/>
-          <w:szCs w:val="32"/>
-        </w:rPr>
-        <w:t xml:space="preserve"> Search Auto Save </w:t>
-      </w:r>
-      <w:r>
-        <w:rPr>
-          <w:rFonts w:cs="Carlito"/>
-          <w:sz w:val="32"/>
-          <w:szCs w:val="32"/>
-        </w:rPr>
-        <w:sym w:font="Wingdings" w:char="F0E0"/>
-      </w:r>
-      <w:r>
-        <w:rPr>
-          <w:rFonts w:cs="Carlito"/>
-          <w:sz w:val="32"/>
-          <w:szCs w:val="32"/>
-        </w:rPr>
-        <w:t xml:space="preserve"> Select </w:t>
-      </w:r>
-      <w:proofErr w:type="spellStart"/>
-      <w:r>
-        <w:rPr>
-          <w:rFonts w:cs="Carlito"/>
-          <w:b/>
-          <w:bCs/>
-          <w:sz w:val="32"/>
-          <w:szCs w:val="32"/>
-        </w:rPr>
-        <w:t>afterDelay</w:t>
-      </w:r>
-      <w:proofErr w:type="spellEnd"/>
-      <w:r>
-        <w:rPr>
-          <w:rFonts w:cs="Carlito"/>
-          <w:sz w:val="32"/>
-          <w:szCs w:val="32"/>
-        </w:rPr>
-        <w:t xml:space="preserve"> option</w:t>
-      </w:r>
-    </w:p>
-    <w:p>
-      <w:pPr>
-        <w:jc w:val="both"/>
-        <w:rPr>
-          <w:rFonts w:cs="Carlito"/>
-          <w:sz w:val="32"/>
-          <w:szCs w:val="32"/>
-        </w:rPr>
-      </w:pPr>
-      <w:r>
-        <w:rPr>
-          <w:rFonts w:cs="Carlito"/>
-          <w:sz w:val="32"/>
-          <w:szCs w:val="32"/>
-        </w:rPr>
-        <w:t xml:space="preserve"># We can also turn it on as project level settings in </w:t>
-      </w:r>
-      <w:r>
-        <w:rPr>
-          <w:rFonts w:cs="Carlito"/>
-          <w:b/>
-          <w:bCs/>
-          <w:sz w:val="32"/>
-          <w:szCs w:val="32"/>
-        </w:rPr>
-        <w:t>.</w:t>
-      </w:r>
-      <w:proofErr w:type="spellStart"/>
-      <w:r>
-        <w:rPr>
-          <w:rFonts w:cs="Carlito"/>
-          <w:b/>
-          <w:bCs/>
-          <w:sz w:val="32"/>
-          <w:szCs w:val="32"/>
-        </w:rPr>
-        <w:t>vscode</w:t>
-      </w:r>
-      <w:proofErr w:type="spellEnd"/>
-      <w:r>
-        <w:rPr>
-          <w:rFonts w:cs="Carlito"/>
-          <w:b/>
-          <w:bCs/>
-          <w:sz w:val="32"/>
-          <w:szCs w:val="32"/>
-        </w:rPr>
-        <w:t>/</w:t>
-      </w:r>
-      <w:proofErr w:type="spellStart"/>
-      <w:r>
-        <w:rPr>
-          <w:rFonts w:cs="Carlito"/>
-          <w:b/>
-          <w:bCs/>
-          <w:sz w:val="32"/>
-          <w:szCs w:val="32"/>
-        </w:rPr>
-        <w:t>settings.json</w:t>
-      </w:r>
-      <w:proofErr w:type="spellEnd"/>
-      <w:r>
-        <w:rPr>
-          <w:rFonts w:cs="Carlito"/>
-          <w:sz w:val="32"/>
-          <w:szCs w:val="32"/>
-        </w:rPr>
-        <w:t xml:space="preserve"> file like this:</w:t>
-      </w:r>
-    </w:p>
-    <w:p>
-      <w:pPr>
-        <w:jc w:val="both"/>
-        <w:rPr>
-          <w:rFonts w:cs="Carlito"/>
-          <w:b/>
-          <w:bCs/>
-          <w:color w:val="D86DCB" w:themeColor="accent5" w:themeTint="99"/>
-          <w:sz w:val="32"/>
-          <w:szCs w:val="32"/>
-        </w:rPr>
-      </w:pPr>
-      <w:r>
-        <w:rPr>
-          <w:rFonts w:cs="Carlito"/>
-          <w:b/>
-          <w:bCs/>
-          <w:color w:val="D86DCB" w:themeColor="accent5" w:themeTint="99"/>
-          <w:sz w:val="32"/>
-          <w:szCs w:val="32"/>
-        </w:rPr>
-        <w:t>{</w:t>
-      </w:r>
-    </w:p>
-    <w:p>
-      <w:pPr>
-        <w:jc w:val="both"/>
-        <w:rPr>
-          <w:rFonts w:cs="Carlito"/>
-          <w:b/>
-          <w:bCs/>
-          <w:color w:val="D86DCB" w:themeColor="accent5" w:themeTint="99"/>
-          <w:sz w:val="32"/>
-          <w:szCs w:val="32"/>
-        </w:rPr>
-      </w:pPr>
-      <w:r>
-        <w:rPr>
-          <w:rFonts w:cs="Carlito"/>
-          <w:b/>
-          <w:bCs/>
-          <w:color w:val="D86DCB" w:themeColor="accent5" w:themeTint="99"/>
-          <w:sz w:val="32"/>
-          <w:szCs w:val="32"/>
-        </w:rPr>
-        <w:t xml:space="preserve">    "</w:t>
-      </w:r>
-      <w:proofErr w:type="spellStart"/>
-      <w:proofErr w:type="gramStart"/>
-      <w:r>
-        <w:rPr>
-          <w:rFonts w:cs="Carlito"/>
-          <w:b/>
-          <w:bCs/>
-          <w:color w:val="D86DCB" w:themeColor="accent5" w:themeTint="99"/>
-          <w:sz w:val="32"/>
-          <w:szCs w:val="32"/>
-        </w:rPr>
-        <w:t>files.autoSave</w:t>
-      </w:r>
-      <w:proofErr w:type="spellEnd"/>
-      <w:proofErr w:type="gramEnd"/>
-      <w:r>
-        <w:rPr>
-          <w:rFonts w:cs="Carlito"/>
-          <w:b/>
-          <w:bCs/>
-          <w:color w:val="D86DCB" w:themeColor="accent5" w:themeTint="99"/>
-          <w:sz w:val="32"/>
-          <w:szCs w:val="32"/>
-        </w:rPr>
-        <w:t>": "</w:t>
-      </w:r>
-      <w:proofErr w:type="spellStart"/>
-      <w:r>
-        <w:rPr>
-          <w:rFonts w:cs="Carlito"/>
-          <w:b/>
-          <w:bCs/>
-          <w:color w:val="D86DCB" w:themeColor="accent5" w:themeTint="99"/>
-          <w:sz w:val="32"/>
-          <w:szCs w:val="32"/>
-        </w:rPr>
-        <w:t>afterDelay</w:t>
-      </w:r>
-      <w:proofErr w:type="spellEnd"/>
-      <w:r>
-        <w:rPr>
-          <w:rFonts w:cs="Carlito"/>
-          <w:b/>
-          <w:bCs/>
-          <w:color w:val="D86DCB" w:themeColor="accent5" w:themeTint="99"/>
-          <w:sz w:val="32"/>
-          <w:szCs w:val="32"/>
-        </w:rPr>
-        <w:t>",</w:t>
-      </w:r>
-    </w:p>
-    <w:p>
-      <w:pPr>
-        <w:jc w:val="both"/>
-        <w:rPr>
-          <w:rFonts w:cs="Carlito"/>
-          <w:b/>
-          <w:bCs/>
-          <w:color w:val="D86DCB" w:themeColor="accent5" w:themeTint="99"/>
-          <w:sz w:val="32"/>
-          <w:szCs w:val="32"/>
-        </w:rPr>
-      </w:pPr>
-      <w:r>
-        <w:rPr>
-          <w:rFonts w:cs="Carlito"/>
-          <w:b/>
-          <w:bCs/>
-          <w:color w:val="D86DCB" w:themeColor="accent5" w:themeTint="99"/>
-          <w:sz w:val="32"/>
-          <w:szCs w:val="32"/>
-        </w:rPr>
-        <w:t xml:space="preserve">    "</w:t>
-      </w:r>
-      <w:proofErr w:type="spellStart"/>
-      <w:proofErr w:type="gramStart"/>
-      <w:r>
-        <w:rPr>
-          <w:rFonts w:cs="Carlito"/>
-          <w:b/>
-          <w:bCs/>
-          <w:color w:val="D86DCB" w:themeColor="accent5" w:themeTint="99"/>
-          <w:sz w:val="32"/>
-          <w:szCs w:val="32"/>
-        </w:rPr>
-        <w:t>files.autoSaveDelay</w:t>
-      </w:r>
-      <w:proofErr w:type="spellEnd"/>
-      <w:proofErr w:type="gramEnd"/>
-      <w:r>
-        <w:rPr>
-          <w:rFonts w:cs="Carlito"/>
-          <w:b/>
-          <w:bCs/>
-          <w:color w:val="D86DCB" w:themeColor="accent5" w:themeTint="99"/>
-          <w:sz w:val="32"/>
-          <w:szCs w:val="32"/>
-        </w:rPr>
-        <w:t>": 1000</w:t>
-      </w:r>
-    </w:p>
-    <w:p>
-      <w:pPr>
-        <w:jc w:val="both"/>
-        <w:rPr>
-          <w:rFonts w:cs="Carlito"/>
-          <w:b/>
-          <w:bCs/>
-          <w:color w:val="D86DCB" w:themeColor="accent5" w:themeTint="99"/>
-          <w:sz w:val="32"/>
-          <w:szCs w:val="32"/>
-        </w:rPr>
-      </w:pPr>
-      <w:r>
-        <w:rPr>
-          <w:rFonts w:cs="Carlito"/>
-          <w:b/>
-          <w:bCs/>
-          <w:color w:val="D86DCB" w:themeColor="accent5" w:themeTint="99"/>
-          <w:sz w:val="32"/>
-          <w:szCs w:val="32"/>
-        </w:rPr>
-        <w:t>}</w:t>
+        <w:t>Physical Device Mirroring in VS Code:</w:t>
       </w:r>
     </w:p>
     <w:p>
@@ -5645,100 +4937,6 @@
           <w:sz w:val="32"/>
           <w:szCs w:val="32"/>
         </w:rPr>
-        <w:t>So,</w:t>
-      </w:r>
-      <w:r>
-        <w:rPr>
-          <w:rFonts w:cs="Carlito"/>
-          <w:sz w:val="32"/>
-          <w:szCs w:val="32"/>
-        </w:rPr>
-        <w:t xml:space="preserve"> after we type then 1 second later VS code automatically saves it</w:t>
-      </w:r>
-    </w:p>
-    <w:p>
-      <w:pPr>
-        <w:jc w:val="both"/>
-        <w:rPr>
-          <w:rFonts w:cs="Carlito"/>
-          <w:sz w:val="32"/>
-          <w:szCs w:val="32"/>
-        </w:rPr>
-      </w:pPr>
-    </w:p>
-    <w:p>
-      <w:pPr>
-        <w:jc w:val="center"/>
-        <w:rPr>
-          <w:rFonts w:cs="Carlito"/>
-          <w:sz w:val="32"/>
-          <w:szCs w:val="32"/>
-        </w:rPr>
-      </w:pPr>
-      <w:r>
-        <w:rPr>
-          <w:rFonts w:cs="Carlito"/>
-          <w:sz w:val="32"/>
-          <w:szCs w:val="32"/>
-        </w:rPr>
-        <w:t>Break</w:t>
-      </w:r>
-    </w:p>
-    <w:p>
-      <w:pPr>
-        <w:jc w:val="both"/>
-        <w:rPr>
-          <w:rFonts w:cs="Carlito"/>
-          <w:sz w:val="32"/>
-          <w:szCs w:val="32"/>
-        </w:rPr>
-      </w:pPr>
-    </w:p>
-    <w:p>
-      <w:pPr>
-        <w:jc w:val="both"/>
-        <w:rPr>
-          <w:rFonts w:cs="Carlito"/>
-          <w:b/>
-          <w:bCs/>
-          <w:sz w:val="32"/>
-          <w:szCs w:val="32"/>
-        </w:rPr>
-      </w:pPr>
-      <w:r>
-        <w:rPr>
-          <w:rFonts w:cs="Carlito"/>
-          <w:b/>
-          <w:bCs/>
-          <w:sz w:val="32"/>
-          <w:szCs w:val="32"/>
-        </w:rPr>
-        <w:t>Physical Device Mirroring in VS Code:</w:t>
-      </w:r>
-    </w:p>
-    <w:p>
-      <w:pPr>
-        <w:jc w:val="both"/>
-        <w:rPr>
-          <w:rFonts w:cs="Carlito"/>
-          <w:sz w:val="32"/>
-          <w:szCs w:val="32"/>
-        </w:rPr>
-      </w:pPr>
-      <w:r>
-        <w:rPr>
-          <w:rFonts w:cs="Carlito"/>
-          <w:sz w:val="32"/>
-          <w:szCs w:val="32"/>
-        </w:rPr>
-        <w:t xml:space="preserve"># </w:t>
-      </w:r>
-      <w:r>
-        <w:rPr>
-          <w:rFonts w:cs="Carlito"/>
-          <w:sz w:val="32"/>
-          <w:szCs w:val="32"/>
-        </w:rPr>
         <w:t>Unlike Android Studio, VS code doesn’t have built in panel to automatically show connected physical devices</w:t>
       </w:r>
     </w:p>
@@ -5759,7 +4957,6 @@
         </w:rPr>
         <w:t xml:space="preserve"># Use </w:t>
       </w:r>
-      <w:proofErr w:type="spellStart"/>
       <w:r>
         <w:rPr>
           <w:rFonts w:cs="Carlito"/>
@@ -5770,7 +4967,6 @@
         </w:rPr>
         <w:t>scrcpy</w:t>
       </w:r>
-      <w:proofErr w:type="spellEnd"/>
       <w:r>
         <w:rPr>
           <w:rFonts w:cs="Carlito"/>
@@ -5810,7 +5006,6 @@
           <w:szCs w:val="32"/>
         </w:rPr>
       </w:pPr>
-      <w:proofErr w:type="spellStart"/>
       <w:r>
         <w:rPr>
           <w:rFonts w:cs="Carlito"/>
@@ -5820,33 +5015,8 @@
           <w:sz w:val="32"/>
           <w:szCs w:val="32"/>
         </w:rPr>
-        <w:t>winget</w:t>
-      </w:r>
-      <w:proofErr w:type="spellEnd"/>
-      <w:r>
-        <w:rPr>
-          <w:rFonts w:cs="Carlito"/>
-          <w:b/>
-          <w:bCs/>
-          <w:color w:val="60CAF3" w:themeColor="accent4" w:themeTint="99"/>
-          <w:sz w:val="32"/>
-          <w:szCs w:val="32"/>
-        </w:rPr>
-        <w:t xml:space="preserve"> install --exact </w:t>
-      </w:r>
-      <w:proofErr w:type="spellStart"/>
-      <w:r>
-        <w:rPr>
-          <w:rFonts w:cs="Carlito"/>
-          <w:b/>
-          <w:bCs/>
-          <w:color w:val="60CAF3" w:themeColor="accent4" w:themeTint="99"/>
-          <w:sz w:val="32"/>
-          <w:szCs w:val="32"/>
-        </w:rPr>
-        <w:t>Genymobile.scrcpy</w:t>
-      </w:r>
-      <w:proofErr w:type="spellEnd"/>
+        <w:t>winget install --exact Genymobile.scrcpy</w:t>
+      </w:r>
     </w:p>
     <w:p>
       <w:pPr>
@@ -5879,7 +5049,6 @@
           <w:szCs w:val="32"/>
         </w:rPr>
       </w:pPr>
-      <w:proofErr w:type="spellStart"/>
       <w:r>
         <w:rPr>
           <w:rFonts w:cs="Carlito"/>
@@ -5891,7 +5060,6 @@
         </w:rPr>
         <w:t>scrcpy</w:t>
       </w:r>
-      <w:proofErr w:type="spellEnd"/>
     </w:p>
     <w:p>
       <w:pPr>
@@ -5923,7 +5091,6 @@
           <w:szCs w:val="32"/>
         </w:rPr>
       </w:pPr>
-      <w:proofErr w:type="spellStart"/>
       <w:r>
         <w:rPr>
           <w:rFonts w:cs="Carlito"/>
@@ -5933,10 +5100,310 @@
           <w:sz w:val="32"/>
           <w:szCs w:val="32"/>
         </w:rPr>
-        <w:t>scrcpy</w:t>
-      </w:r>
-      <w:proofErr w:type="spellEnd"/>
-      <w:r>
+        <w:t>scrcpy --stay-awake</w:t>
+      </w:r>
+    </w:p>
+    <w:p>
+      <w:pPr>
+        <w:jc w:val="both"/>
+        <w:rPr>
+          <w:rFonts w:cs="Carlito"/>
+          <w:sz w:val="32"/>
+          <w:szCs w:val="32"/>
+        </w:rPr>
+      </w:pPr>
+    </w:p>
+    <w:p>
+      <w:pPr>
+        <w:jc w:val="both"/>
+        <w:rPr>
+          <w:rFonts w:cs="Carlito"/>
+          <w:sz w:val="32"/>
+          <w:szCs w:val="32"/>
+        </w:rPr>
+      </w:pPr>
+      <w:r>
+        <w:rPr>
+          <w:rFonts w:cs="Carlito"/>
+          <w:sz w:val="32"/>
+          <w:szCs w:val="32"/>
+        </w:rPr>
+        <w:t>VS Code Extension:</w:t>
+      </w:r>
+    </w:p>
+    <w:p>
+      <w:pPr>
+        <w:jc w:val="both"/>
+        <w:rPr>
+          <w:rFonts w:cs="Carlito"/>
+          <w:sz w:val="32"/>
+          <w:szCs w:val="32"/>
+        </w:rPr>
+      </w:pPr>
+      <w:r>
+        <w:rPr>
+          <w:rFonts w:cs="Carlito"/>
+          <w:sz w:val="32"/>
+          <w:szCs w:val="32"/>
+        </w:rPr>
+        <w:t>#</w:t>
+      </w:r>
+      <w:r>
+        <w:rPr>
+          <w:rFonts w:cs="Carlito"/>
+          <w:sz w:val="32"/>
+          <w:szCs w:val="32"/>
+        </w:rPr>
+        <w:t xml:space="preserve"> (Must install the CLI first)</w:t>
+      </w:r>
+      <w:r>
+        <w:rPr>
+          <w:rFonts w:cs="Carlito"/>
+          <w:sz w:val="32"/>
+          <w:szCs w:val="32"/>
+        </w:rPr>
+        <w:t xml:space="preserve"> Or go to the extension section of VS code and install the </w:t>
+      </w:r>
+      <w:r>
+        <w:rPr>
+          <w:rFonts w:cs="Carlito"/>
+          <w:b/>
+          <w:bCs/>
+          <w:sz w:val="32"/>
+          <w:szCs w:val="32"/>
+        </w:rPr>
+        <w:t xml:space="preserve">scrcpy </w:t>
+      </w:r>
+      <w:r>
+        <w:rPr>
+          <w:rFonts w:cs="Carlito"/>
+          <w:sz w:val="32"/>
+          <w:szCs w:val="32"/>
+        </w:rPr>
+        <w:t xml:space="preserve">extension then go to on the top left corner </w:t>
+      </w:r>
+      <w:r>
+        <w:rPr>
+          <w:rFonts w:cs="Carlito"/>
+          <w:b/>
+          <w:bCs/>
+          <w:sz w:val="32"/>
+          <w:szCs w:val="32"/>
+        </w:rPr>
+        <w:t>View</w:t>
+      </w:r>
+      <w:r>
+        <w:rPr>
+          <w:rFonts w:cs="Carlito"/>
+          <w:sz w:val="32"/>
+          <w:szCs w:val="32"/>
+        </w:rPr>
+        <w:t xml:space="preserve"> </w:t>
+      </w:r>
+      <w:r>
+        <w:rPr>
+          <w:rFonts w:cs="Carlito"/>
+          <w:sz w:val="32"/>
+          <w:szCs w:val="32"/>
+        </w:rPr>
+        <w:sym w:font="Wingdings" w:char="F0E0"/>
+      </w:r>
+      <w:r>
+        <w:rPr>
+          <w:rFonts w:cs="Carlito"/>
+          <w:sz w:val="32"/>
+          <w:szCs w:val="32"/>
+        </w:rPr>
+        <w:t xml:space="preserve"> </w:t>
+      </w:r>
+      <w:r>
+        <w:rPr>
+          <w:rFonts w:cs="Carlito"/>
+          <w:b/>
+          <w:bCs/>
+          <w:sz w:val="32"/>
+          <w:szCs w:val="32"/>
+        </w:rPr>
+        <w:t>Command Pallet</w:t>
+      </w:r>
+      <w:r>
+        <w:rPr>
+          <w:rFonts w:cs="Carlito"/>
+          <w:sz w:val="32"/>
+          <w:szCs w:val="32"/>
+        </w:rPr>
+        <w:t xml:space="preserve"> and search for</w:t>
+      </w:r>
+      <w:r>
+        <w:rPr>
+          <w:rFonts w:cs="Carlito"/>
+          <w:b/>
+          <w:bCs/>
+          <w:sz w:val="32"/>
+          <w:szCs w:val="32"/>
+        </w:rPr>
+        <w:t xml:space="preserve"> &gt;scrcpy:</w:t>
+      </w:r>
+      <w:r>
+        <w:rPr>
+          <w:rFonts w:cs="Carlito"/>
+          <w:sz w:val="32"/>
+          <w:szCs w:val="32"/>
+        </w:rPr>
+        <w:t xml:space="preserve"> and run it</w:t>
+      </w:r>
+    </w:p>
+    <w:p>
+      <w:pPr>
+        <w:jc w:val="both"/>
+        <w:rPr>
+          <w:rFonts w:cs="Carlito"/>
+          <w:sz w:val="32"/>
+          <w:szCs w:val="32"/>
+        </w:rPr>
+      </w:pPr>
+      <w:r>
+        <w:rPr>
+          <w:rFonts w:cs="Carlito"/>
+          <w:sz w:val="32"/>
+          <w:szCs w:val="32"/>
+        </w:rPr>
+        <w:t># It will mirror our physical device without needing to open a external terminal (it saves up ram, tiny bit)</w:t>
+      </w:r>
+    </w:p>
+    <w:p>
+      <w:pPr>
+        <w:jc w:val="both"/>
+        <w:rPr>
+          <w:rFonts w:cs="Carlito"/>
+          <w:sz w:val="32"/>
+          <w:szCs w:val="32"/>
+        </w:rPr>
+      </w:pPr>
+    </w:p>
+    <w:p>
+      <w:pPr>
+        <w:jc w:val="center"/>
+        <w:rPr>
+          <w:rFonts w:cs="Carlito"/>
+          <w:sz w:val="32"/>
+          <w:szCs w:val="32"/>
+        </w:rPr>
+      </w:pPr>
+      <w:r>
+        <w:rPr>
+          <w:rFonts w:cs="Carlito"/>
+          <w:sz w:val="32"/>
+          <w:szCs w:val="32"/>
+        </w:rPr>
+        <w:t>Break</w:t>
+      </w:r>
+    </w:p>
+    <w:p>
+      <w:pPr>
+        <w:jc w:val="both"/>
+        <w:rPr>
+          <w:rFonts w:cs="Carlito"/>
+          <w:sz w:val="32"/>
+          <w:szCs w:val="32"/>
+        </w:rPr>
+      </w:pPr>
+    </w:p>
+    <w:p>
+      <w:pPr>
+        <w:jc w:val="both"/>
+        <w:rPr>
+          <w:rFonts w:cs="Carlito"/>
+          <w:b/>
+          <w:bCs/>
+          <w:sz w:val="32"/>
+          <w:szCs w:val="32"/>
+        </w:rPr>
+      </w:pPr>
+      <w:r>
+        <w:rPr>
+          <w:rFonts w:cs="Carlito"/>
+          <w:b/>
+          <w:bCs/>
+          <w:sz w:val="32"/>
+          <w:szCs w:val="32"/>
+        </w:rPr>
+        <w:t>Manage Android Emulators by Android CLI:</w:t>
+      </w:r>
+    </w:p>
+    <w:p>
+      <w:pPr>
+        <w:jc w:val="both"/>
+        <w:rPr>
+          <w:rFonts w:cs="Carlito"/>
+          <w:sz w:val="32"/>
+          <w:szCs w:val="32"/>
+        </w:rPr>
+      </w:pPr>
+      <w:r>
+        <w:rPr>
+          <w:rFonts w:cs="Carlito"/>
+          <w:sz w:val="32"/>
+          <w:szCs w:val="32"/>
+        </w:rPr>
+        <w:t>#</w:t>
+      </w:r>
+      <w:r>
+        <w:rPr>
+          <w:rFonts w:cs="Carlito"/>
+          <w:sz w:val="32"/>
+          <w:szCs w:val="32"/>
+        </w:rPr>
+        <w:t xml:space="preserve"> Create any device profile (Pixel 8, Nexus, custom screen dimensions) directly from our terminal using the standalone Android Command Line Tools (</w:t>
+      </w:r>
+      <w:r>
+        <w:rPr>
+          <w:rFonts w:cs="Carlito"/>
+          <w:b/>
+          <w:bCs/>
+          <w:sz w:val="32"/>
+          <w:szCs w:val="32"/>
+        </w:rPr>
+        <w:t>avdmanager</w:t>
+      </w:r>
+      <w:r>
+        <w:rPr>
+          <w:rFonts w:cs="Carlito"/>
+          <w:sz w:val="32"/>
+          <w:szCs w:val="32"/>
+        </w:rPr>
+        <w:t>)</w:t>
+      </w:r>
+    </w:p>
+    <w:p>
+      <w:pPr>
+        <w:jc w:val="both"/>
+        <w:rPr>
+          <w:rFonts w:cs="Carlito"/>
+          <w:sz w:val="32"/>
+          <w:szCs w:val="32"/>
+        </w:rPr>
+      </w:pPr>
+      <w:r>
+        <w:rPr>
+          <w:rFonts w:cs="Carlito"/>
+          <w:sz w:val="32"/>
+          <w:szCs w:val="32"/>
+        </w:rPr>
+        <w:t xml:space="preserve"># Install SDK Tools &amp; Images by opening our terminal and list/install our target system image. Here, downloading </w:t>
+      </w:r>
+      <w:r>
+        <w:rPr>
+          <w:rFonts w:cs="Carlito"/>
+          <w:sz w:val="32"/>
+          <w:szCs w:val="32"/>
+        </w:rPr>
+        <w:t>system image Android 14/API 34</w:t>
+      </w:r>
+    </w:p>
+    <w:p>
+      <w:pPr>
+        <w:jc w:val="both"/>
         <w:rPr>
           <w:rFonts w:cs="Carlito"/>
           <w:b/>
@@ -5945,366 +5412,8 @@
           <w:sz w:val="32"/>
           <w:szCs w:val="32"/>
         </w:rPr>
-        <w:t xml:space="preserve"> --stay-awake</w:t>
-      </w:r>
-    </w:p>
-    <w:p>
-      <w:pPr>
-        <w:jc w:val="both"/>
-        <w:rPr>
-          <w:rFonts w:cs="Carlito"/>
-          <w:sz w:val="32"/>
-          <w:szCs w:val="32"/>
-        </w:rPr>
-      </w:pPr>
-    </w:p>
-    <w:p>
-      <w:pPr>
-        <w:jc w:val="both"/>
-        <w:rPr>
-          <w:rFonts w:cs="Carlito"/>
-          <w:sz w:val="32"/>
-          <w:szCs w:val="32"/>
-        </w:rPr>
-      </w:pPr>
-      <w:r>
-        <w:rPr>
-          <w:rFonts w:cs="Carlito"/>
-          <w:sz w:val="32"/>
-          <w:szCs w:val="32"/>
-        </w:rPr>
-        <w:t>VS Code Extension:</w:t>
-      </w:r>
-    </w:p>
-    <w:p>
-      <w:pPr>
-        <w:jc w:val="both"/>
-        <w:rPr>
-          <w:rFonts w:cs="Carlito"/>
-          <w:sz w:val="32"/>
-          <w:szCs w:val="32"/>
-        </w:rPr>
-      </w:pPr>
-      <w:r>
-        <w:rPr>
-          <w:rFonts w:cs="Carlito"/>
-          <w:sz w:val="32"/>
-          <w:szCs w:val="32"/>
-        </w:rPr>
-        <w:t>#</w:t>
-      </w:r>
-      <w:r>
-        <w:rPr>
-          <w:rFonts w:cs="Carlito"/>
-          <w:sz w:val="32"/>
-          <w:szCs w:val="32"/>
-        </w:rPr>
-        <w:t xml:space="preserve"> (Must install the CLI first)</w:t>
-      </w:r>
-      <w:r>
-        <w:rPr>
-          <w:rFonts w:cs="Carlito"/>
-          <w:sz w:val="32"/>
-          <w:szCs w:val="32"/>
-        </w:rPr>
-        <w:t xml:space="preserve"> Or go to the extension section of VS code and install the </w:t>
-      </w:r>
-      <w:proofErr w:type="spellStart"/>
-      <w:r>
-        <w:rPr>
-          <w:rFonts w:cs="Carlito"/>
-          <w:b/>
-          <w:bCs/>
-          <w:sz w:val="32"/>
-          <w:szCs w:val="32"/>
-        </w:rPr>
-        <w:t>scrcpy</w:t>
-      </w:r>
-      <w:proofErr w:type="spellEnd"/>
-      <w:r>
-        <w:rPr>
-          <w:rFonts w:cs="Carlito"/>
-          <w:b/>
-          <w:bCs/>
-          <w:sz w:val="32"/>
-          <w:szCs w:val="32"/>
-        </w:rPr>
-        <w:t xml:space="preserve"> </w:t>
-      </w:r>
-      <w:r>
-        <w:rPr>
-          <w:rFonts w:cs="Carlito"/>
-          <w:sz w:val="32"/>
-          <w:szCs w:val="32"/>
-        </w:rPr>
-        <w:t xml:space="preserve">extension then go to on the top left corner </w:t>
-      </w:r>
-      <w:r>
-        <w:rPr>
-          <w:rFonts w:cs="Carlito"/>
-          <w:b/>
-          <w:bCs/>
-          <w:sz w:val="32"/>
-          <w:szCs w:val="32"/>
-        </w:rPr>
-        <w:t>View</w:t>
-      </w:r>
-      <w:r>
-        <w:rPr>
-          <w:rFonts w:cs="Carlito"/>
-          <w:sz w:val="32"/>
-          <w:szCs w:val="32"/>
-        </w:rPr>
-        <w:t xml:space="preserve"> </w:t>
-      </w:r>
-      <w:r>
-        <w:rPr>
-          <w:rFonts w:cs="Carlito"/>
-          <w:sz w:val="32"/>
-          <w:szCs w:val="32"/>
-        </w:rPr>
-        <w:sym w:font="Wingdings" w:char="F0E0"/>
-      </w:r>
-      <w:r>
-        <w:rPr>
-          <w:rFonts w:cs="Carlito"/>
-          <w:sz w:val="32"/>
-          <w:szCs w:val="32"/>
-        </w:rPr>
-        <w:t xml:space="preserve"> </w:t>
-      </w:r>
-      <w:r>
-        <w:rPr>
-          <w:rFonts w:cs="Carlito"/>
-          <w:b/>
-          <w:bCs/>
-          <w:sz w:val="32"/>
-          <w:szCs w:val="32"/>
-        </w:rPr>
-        <w:t>Command Pallet</w:t>
-      </w:r>
-      <w:r>
-        <w:rPr>
-          <w:rFonts w:cs="Carlito"/>
-          <w:sz w:val="32"/>
-          <w:szCs w:val="32"/>
-        </w:rPr>
-        <w:t xml:space="preserve"> and search for</w:t>
-      </w:r>
-      <w:r>
-        <w:rPr>
-          <w:rFonts w:cs="Carlito"/>
-          <w:b/>
-          <w:bCs/>
-          <w:sz w:val="32"/>
-          <w:szCs w:val="32"/>
-        </w:rPr>
-        <w:t xml:space="preserve"> &gt;</w:t>
-      </w:r>
-      <w:proofErr w:type="spellStart"/>
-      <w:r>
-        <w:rPr>
-          <w:rFonts w:cs="Carlito"/>
-          <w:b/>
-          <w:bCs/>
-          <w:sz w:val="32"/>
-          <w:szCs w:val="32"/>
-        </w:rPr>
-        <w:t>scrcpy</w:t>
-      </w:r>
-      <w:proofErr w:type="spellEnd"/>
-      <w:r>
-        <w:rPr>
-          <w:rFonts w:cs="Carlito"/>
-          <w:b/>
-          <w:bCs/>
-          <w:sz w:val="32"/>
-          <w:szCs w:val="32"/>
-        </w:rPr>
-        <w:t>:</w:t>
-      </w:r>
-      <w:r>
-        <w:rPr>
-          <w:rFonts w:cs="Carlito"/>
-          <w:sz w:val="32"/>
-          <w:szCs w:val="32"/>
-        </w:rPr>
-        <w:t xml:space="preserve"> and run it</w:t>
-      </w:r>
-    </w:p>
-    <w:p>
-      <w:pPr>
-        <w:jc w:val="both"/>
-        <w:rPr>
-          <w:rFonts w:cs="Carlito"/>
-          <w:sz w:val="32"/>
-          <w:szCs w:val="32"/>
-        </w:rPr>
-      </w:pPr>
-      <w:r>
-        <w:rPr>
-          <w:rFonts w:cs="Carlito"/>
-          <w:sz w:val="32"/>
-          <w:szCs w:val="32"/>
-        </w:rPr>
-        <w:t xml:space="preserve"># It will mirror our physical device without needing to open </w:t>
-      </w:r>
-      <w:proofErr w:type="spellStart"/>
-      <w:proofErr w:type="gramStart"/>
-      <w:r>
-        <w:rPr>
-          <w:rFonts w:cs="Carlito"/>
-          <w:sz w:val="32"/>
-          <w:szCs w:val="32"/>
-        </w:rPr>
-        <w:t>a</w:t>
-      </w:r>
-      <w:proofErr w:type="spellEnd"/>
-      <w:proofErr w:type="gramEnd"/>
-      <w:r>
-        <w:rPr>
-          <w:rFonts w:cs="Carlito"/>
-          <w:sz w:val="32"/>
-          <w:szCs w:val="32"/>
-        </w:rPr>
-        <w:t xml:space="preserve"> external terminal (it saves up ram, tiny bit)</w:t>
-      </w:r>
-    </w:p>
-    <w:p>
-      <w:pPr>
-        <w:jc w:val="both"/>
-        <w:rPr>
-          <w:rFonts w:cs="Carlito"/>
-          <w:sz w:val="32"/>
-          <w:szCs w:val="32"/>
-        </w:rPr>
-      </w:pPr>
-    </w:p>
-    <w:p>
-      <w:pPr>
-        <w:jc w:val="center"/>
-        <w:rPr>
-          <w:rFonts w:cs="Carlito"/>
-          <w:sz w:val="32"/>
-          <w:szCs w:val="32"/>
-        </w:rPr>
-      </w:pPr>
-      <w:r>
-        <w:rPr>
-          <w:rFonts w:cs="Carlito"/>
-          <w:sz w:val="32"/>
-          <w:szCs w:val="32"/>
-        </w:rPr>
-        <w:t>Break</w:t>
-      </w:r>
-    </w:p>
-    <w:p>
-      <w:pPr>
-        <w:jc w:val="both"/>
-        <w:rPr>
-          <w:rFonts w:cs="Carlito"/>
-          <w:sz w:val="32"/>
-          <w:szCs w:val="32"/>
-        </w:rPr>
-      </w:pPr>
-    </w:p>
-    <w:p>
-      <w:pPr>
-        <w:jc w:val="both"/>
-        <w:rPr>
-          <w:rFonts w:cs="Carlito"/>
-          <w:b/>
-          <w:bCs/>
-          <w:sz w:val="32"/>
-          <w:szCs w:val="32"/>
-        </w:rPr>
-      </w:pPr>
-      <w:r>
-        <w:rPr>
-          <w:rFonts w:cs="Carlito"/>
-          <w:b/>
-          <w:bCs/>
-          <w:sz w:val="32"/>
-          <w:szCs w:val="32"/>
-        </w:rPr>
-        <w:t>Manage Android Emulators by Android CLI:</w:t>
-      </w:r>
-    </w:p>
-    <w:p>
-      <w:pPr>
-        <w:jc w:val="both"/>
-        <w:rPr>
-          <w:rFonts w:cs="Carlito"/>
-          <w:sz w:val="32"/>
-          <w:szCs w:val="32"/>
-        </w:rPr>
-      </w:pPr>
-      <w:r>
-        <w:rPr>
-          <w:rFonts w:cs="Carlito"/>
-          <w:sz w:val="32"/>
-          <w:szCs w:val="32"/>
-        </w:rPr>
-        <w:t>#</w:t>
-      </w:r>
-      <w:r>
-        <w:rPr>
-          <w:rFonts w:cs="Carlito"/>
-          <w:sz w:val="32"/>
-          <w:szCs w:val="32"/>
-        </w:rPr>
-        <w:t xml:space="preserve"> Create any device profile (Pixel 8, Nexus, custom screen dimensions) directly from our terminal using the standalone Android Command Line Tools (</w:t>
-      </w:r>
-      <w:proofErr w:type="spellStart"/>
-      <w:r>
-        <w:rPr>
-          <w:rFonts w:cs="Carlito"/>
-          <w:b/>
-          <w:bCs/>
-          <w:sz w:val="32"/>
-          <w:szCs w:val="32"/>
-        </w:rPr>
-        <w:t>avdmanager</w:t>
-      </w:r>
-      <w:proofErr w:type="spellEnd"/>
-      <w:r>
-        <w:rPr>
-          <w:rFonts w:cs="Carlito"/>
-          <w:sz w:val="32"/>
-          <w:szCs w:val="32"/>
-        </w:rPr>
-        <w:t>)</w:t>
-      </w:r>
-    </w:p>
-    <w:p>
-      <w:pPr>
-        <w:jc w:val="both"/>
-        <w:rPr>
-          <w:rFonts w:cs="Carlito"/>
-          <w:sz w:val="32"/>
-          <w:szCs w:val="32"/>
-        </w:rPr>
-      </w:pPr>
-      <w:r>
-        <w:rPr>
-          <w:rFonts w:cs="Carlito"/>
-          <w:sz w:val="32"/>
-          <w:szCs w:val="32"/>
-        </w:rPr>
-        <w:t xml:space="preserve"># Install SDK Tools &amp; Images by opening our terminal and list/install our target system image. Here, downloading </w:t>
-      </w:r>
-      <w:r>
-        <w:rPr>
-          <w:rFonts w:cs="Carlito"/>
-          <w:sz w:val="32"/>
-          <w:szCs w:val="32"/>
-        </w:rPr>
-        <w:t>system image Android 14/API 34</w:t>
-      </w:r>
-    </w:p>
-    <w:p>
-      <w:pPr>
-        <w:jc w:val="both"/>
+      </w:pPr>
+      <w:r>
         <w:rPr>
           <w:rFonts w:cs="Carlito"/>
           <w:b/>
@@ -6313,9 +5422,12 @@
           <w:sz w:val="32"/>
           <w:szCs w:val="32"/>
         </w:rPr>
-      </w:pPr>
-      <w:proofErr w:type="spellStart"/>
-      <w:r>
+        <w:t>sdkmanager \</w:t>
+      </w:r>
+    </w:p>
+    <w:p>
+      <w:pPr>
+        <w:jc w:val="both"/>
         <w:rPr>
           <w:rFonts w:cs="Carlito"/>
           <w:b/>
@@ -6324,9 +5436,7 @@
           <w:sz w:val="32"/>
           <w:szCs w:val="32"/>
         </w:rPr>
-        <w:t>sdkmanager</w:t>
-      </w:r>
-      <w:proofErr w:type="spellEnd"/>
+      </w:pPr>
       <w:r>
         <w:rPr>
           <w:rFonts w:cs="Carlito"/>
@@ -6336,55 +5446,7 @@
           <w:sz w:val="32"/>
           <w:szCs w:val="32"/>
         </w:rPr>
-        <w:t xml:space="preserve"> \</w:t>
-      </w:r>
-    </w:p>
-    <w:p>
-      <w:pPr>
-        <w:jc w:val="both"/>
-        <w:rPr>
-          <w:rFonts w:cs="Carlito"/>
-          <w:b/>
-          <w:bCs/>
-          <w:color w:val="60CAF3" w:themeColor="accent4" w:themeTint="99"/>
-          <w:sz w:val="32"/>
-          <w:szCs w:val="32"/>
-        </w:rPr>
-      </w:pPr>
-      <w:r>
-        <w:rPr>
-          <w:rFonts w:cs="Carlito"/>
-          <w:b/>
-          <w:bCs/>
-          <w:color w:val="60CAF3" w:themeColor="accent4" w:themeTint="99"/>
-          <w:sz w:val="32"/>
-          <w:szCs w:val="32"/>
-        </w:rPr>
-        <w:t>"system-</w:t>
-      </w:r>
-      <w:proofErr w:type="gramStart"/>
-      <w:r>
-        <w:rPr>
-          <w:rFonts w:cs="Carlito"/>
-          <w:b/>
-          <w:bCs/>
-          <w:color w:val="60CAF3" w:themeColor="accent4" w:themeTint="99"/>
-          <w:sz w:val="32"/>
-          <w:szCs w:val="32"/>
-        </w:rPr>
-        <w:t>images;android</w:t>
-      </w:r>
-      <w:proofErr w:type="gramEnd"/>
-      <w:r>
-        <w:rPr>
-          <w:rFonts w:cs="Carlito"/>
-          <w:b/>
-          <w:bCs/>
-          <w:color w:val="60CAF3" w:themeColor="accent4" w:themeTint="99"/>
-          <w:sz w:val="32"/>
-          <w:szCs w:val="32"/>
-        </w:rPr>
-        <w:t>-34;google_apis_playstore;x86_64" "platforms;android-34" "emulator"</w:t>
+        <w:t>"system-images;android-34;google_apis_playstore;x86_64" "platforms;android-34" "emulator"</w:t>
       </w:r>
     </w:p>
     <w:p>
@@ -6405,7 +5467,6 @@
         <w:lastRenderedPageBreak/>
         <w:t xml:space="preserve"># Create the Device. Use </w:t>
       </w:r>
-      <w:proofErr w:type="spellStart"/>
       <w:r>
         <w:rPr>
           <w:rFonts w:cs="Carlito"/>
@@ -6416,7 +5477,6 @@
         </w:rPr>
         <w:t>advmanager</w:t>
       </w:r>
-      <w:proofErr w:type="spellEnd"/>
       <w:r>
         <w:rPr>
           <w:rFonts w:cs="Carlito"/>
@@ -6438,7 +5498,6 @@
           <w:szCs w:val="32"/>
         </w:rPr>
       </w:pPr>
-      <w:proofErr w:type="spellStart"/>
       <w:r>
         <w:rPr>
           <w:rFonts w:cs="Carlito"/>
@@ -6448,10 +5507,66 @@
           <w:sz w:val="32"/>
           <w:szCs w:val="32"/>
         </w:rPr>
-        <w:t>avdmanager</w:t>
-      </w:r>
-      <w:proofErr w:type="spellEnd"/>
-      <w:r>
+        <w:t>avdmanager create avd --name "Pixel_7_Pro" --package "system-images;android-34;google_apis_playstore;x86_64" --device "pixel_7_pro"</w:t>
+      </w:r>
+    </w:p>
+    <w:p>
+      <w:pPr>
+        <w:jc w:val="both"/>
+        <w:rPr>
+          <w:rFonts w:cs="Carlito"/>
+          <w:sz w:val="32"/>
+          <w:szCs w:val="32"/>
+        </w:rPr>
+      </w:pPr>
+      <w:r>
+        <w:rPr>
+          <w:rFonts w:cs="Carlito"/>
+          <w:sz w:val="32"/>
+          <w:szCs w:val="32"/>
+        </w:rPr>
+        <w:t># Launch the device. Once launched</w:t>
+      </w:r>
+      <w:r>
+        <w:rPr>
+          <w:rFonts w:cs="Carlito"/>
+          <w:b/>
+          <w:bCs/>
+          <w:sz w:val="32"/>
+          <w:szCs w:val="32"/>
+        </w:rPr>
+        <w:t xml:space="preserve"> Flutter</w:t>
+      </w:r>
+      <w:r>
+        <w:rPr>
+          <w:rFonts w:cs="Carlito"/>
+          <w:sz w:val="32"/>
+          <w:szCs w:val="32"/>
+        </w:rPr>
+        <w:t xml:space="preserve"> extensions targets will automatically detect it and running </w:t>
+      </w:r>
+      <w:r>
+        <w:rPr>
+          <w:rFonts w:cs="Carlito"/>
+          <w:b/>
+          <w:bCs/>
+          <w:sz w:val="32"/>
+          <w:szCs w:val="32"/>
+        </w:rPr>
+        <w:t>flutter run</w:t>
+      </w:r>
+      <w:r>
+        <w:rPr>
+          <w:rFonts w:cs="Carlito"/>
+          <w:sz w:val="32"/>
+          <w:szCs w:val="32"/>
+        </w:rPr>
+        <w:t xml:space="preserve"> will deploy to it seamlessly</w:t>
+      </w:r>
+    </w:p>
+    <w:p>
+      <w:pPr>
+        <w:jc w:val="both"/>
         <w:rPr>
           <w:rFonts w:cs="Carlito"/>
           <w:b/>
@@ -6460,9 +5575,7 @@
           <w:sz w:val="32"/>
           <w:szCs w:val="32"/>
         </w:rPr>
-        <w:t xml:space="preserve"> create </w:t>
-      </w:r>
-      <w:proofErr w:type="spellStart"/>
+      </w:pPr>
       <w:r>
         <w:rPr>
           <w:rFonts w:cs="Carlito"/>
@@ -6472,9 +5585,68 @@
           <w:sz w:val="32"/>
           <w:szCs w:val="32"/>
         </w:rPr>
-        <w:t>avd</w:t>
-      </w:r>
-      <w:proofErr w:type="spellEnd"/>
+        <w:t>emulator -avd Pixel_7_Pro</w:t>
+      </w:r>
+    </w:p>
+    <w:p>
+      <w:pPr>
+        <w:jc w:val="both"/>
+        <w:rPr>
+          <w:rFonts w:cs="Carlito"/>
+          <w:sz w:val="32"/>
+          <w:szCs w:val="32"/>
+        </w:rPr>
+      </w:pPr>
+    </w:p>
+    <w:p>
+      <w:pPr>
+        <w:jc w:val="both"/>
+        <w:rPr>
+          <w:rFonts w:cs="Carlito"/>
+          <w:sz w:val="32"/>
+          <w:szCs w:val="32"/>
+        </w:rPr>
+      </w:pPr>
+      <w:r>
+        <w:rPr>
+          <w:rFonts w:cs="Carlito"/>
+          <w:sz w:val="32"/>
+          <w:szCs w:val="32"/>
+        </w:rPr>
+        <w:t>Removing Devices using CLI:</w:t>
+      </w:r>
+    </w:p>
+    <w:p>
+      <w:pPr>
+        <w:jc w:val="both"/>
+        <w:rPr>
+          <w:rFonts w:cs="Carlito"/>
+          <w:sz w:val="32"/>
+          <w:szCs w:val="32"/>
+        </w:rPr>
+      </w:pPr>
+      <w:r>
+        <w:rPr>
+          <w:rFonts w:cs="Carlito"/>
+          <w:sz w:val="32"/>
+          <w:szCs w:val="32"/>
+        </w:rPr>
+        <w:t># List our current emulators to get the exact device name using flutter emulators or:</w:t>
+      </w:r>
+    </w:p>
+    <w:p>
+      <w:pPr>
+        <w:jc w:val="both"/>
+        <w:rPr>
+          <w:rFonts w:eastAsia="Times New Roman" w:cs="Carlito"/>
+          <w:b/>
+          <w:bCs/>
+          <w:kern w:val="0"/>
+          <w:sz w:val="32"/>
+          <w:szCs w:val="32"/>
+          <w14:ligatures w14:val="none"/>
+        </w:rPr>
+      </w:pPr>
       <w:r>
         <w:rPr>
           <w:rFonts w:cs="Carlito"/>
@@ -6484,231 +5656,8 @@
           <w:sz w:val="32"/>
           <w:szCs w:val="32"/>
         </w:rPr>
-        <w:t xml:space="preserve"> --name "Pixel_7_Pro" --package "system-</w:t>
-      </w:r>
-      <w:proofErr w:type="gramStart"/>
-      <w:r>
-        <w:rPr>
-          <w:rFonts w:cs="Carlito"/>
-          <w:b/>
-          <w:bCs/>
-          <w:color w:val="60CAF3" w:themeColor="accent4" w:themeTint="99"/>
-          <w:sz w:val="32"/>
-          <w:szCs w:val="32"/>
-        </w:rPr>
-        <w:t>images;android</w:t>
-      </w:r>
-      <w:proofErr w:type="gramEnd"/>
-      <w:r>
-        <w:rPr>
-          <w:rFonts w:cs="Carlito"/>
-          <w:b/>
-          <w:bCs/>
-          <w:color w:val="60CAF3" w:themeColor="accent4" w:themeTint="99"/>
-          <w:sz w:val="32"/>
-          <w:szCs w:val="32"/>
-        </w:rPr>
-        <w:t>-34;google_apis_playstore;x86_64" --device "pixel_7_pro"</w:t>
-      </w:r>
-    </w:p>
-    <w:p>
-      <w:pPr>
-        <w:jc w:val="both"/>
-        <w:rPr>
-          <w:rFonts w:cs="Carlito"/>
-          <w:sz w:val="32"/>
-          <w:szCs w:val="32"/>
-        </w:rPr>
-      </w:pPr>
-      <w:r>
-        <w:rPr>
-          <w:rFonts w:cs="Carlito"/>
-          <w:sz w:val="32"/>
-          <w:szCs w:val="32"/>
-        </w:rPr>
-        <w:t># Launch the device. Once launched</w:t>
-      </w:r>
-      <w:r>
-        <w:rPr>
-          <w:rFonts w:cs="Carlito"/>
-          <w:b/>
-          <w:bCs/>
-          <w:sz w:val="32"/>
-          <w:szCs w:val="32"/>
-        </w:rPr>
-        <w:t xml:space="preserve"> Flutter</w:t>
-      </w:r>
-      <w:r>
-        <w:rPr>
-          <w:rFonts w:cs="Carlito"/>
-          <w:sz w:val="32"/>
-          <w:szCs w:val="32"/>
-        </w:rPr>
-        <w:t xml:space="preserve"> extensions targets will automatically detect it and running </w:t>
-      </w:r>
-      <w:r>
-        <w:rPr>
-          <w:rFonts w:cs="Carlito"/>
-          <w:b/>
-          <w:bCs/>
-          <w:sz w:val="32"/>
-          <w:szCs w:val="32"/>
-        </w:rPr>
-        <w:t>flutter run</w:t>
-      </w:r>
-      <w:r>
-        <w:rPr>
-          <w:rFonts w:cs="Carlito"/>
-          <w:sz w:val="32"/>
-          <w:szCs w:val="32"/>
-        </w:rPr>
-        <w:t xml:space="preserve"> will deploy to it seamlessly</w:t>
-      </w:r>
-    </w:p>
-    <w:p>
-      <w:pPr>
-        <w:jc w:val="both"/>
-        <w:rPr>
-          <w:rFonts w:cs="Carlito"/>
-          <w:b/>
-          <w:bCs/>
-          <w:color w:val="60CAF3" w:themeColor="accent4" w:themeTint="99"/>
-          <w:sz w:val="32"/>
-          <w:szCs w:val="32"/>
-        </w:rPr>
-      </w:pPr>
-      <w:r>
-        <w:rPr>
-          <w:rFonts w:cs="Carlito"/>
-          <w:b/>
-          <w:bCs/>
-          <w:color w:val="60CAF3" w:themeColor="accent4" w:themeTint="99"/>
-          <w:sz w:val="32"/>
-          <w:szCs w:val="32"/>
-        </w:rPr>
-        <w:t>emulator -</w:t>
-      </w:r>
-      <w:proofErr w:type="spellStart"/>
-      <w:r>
-        <w:rPr>
-          <w:rFonts w:cs="Carlito"/>
-          <w:b/>
-          <w:bCs/>
-          <w:color w:val="60CAF3" w:themeColor="accent4" w:themeTint="99"/>
-          <w:sz w:val="32"/>
-          <w:szCs w:val="32"/>
-        </w:rPr>
-        <w:t>avd</w:t>
-      </w:r>
-      <w:proofErr w:type="spellEnd"/>
-      <w:r>
-        <w:rPr>
-          <w:rFonts w:cs="Carlito"/>
-          <w:b/>
-          <w:bCs/>
-          <w:color w:val="60CAF3" w:themeColor="accent4" w:themeTint="99"/>
-          <w:sz w:val="32"/>
-          <w:szCs w:val="32"/>
-        </w:rPr>
-        <w:t xml:space="preserve"> Pixel_7_Pro</w:t>
-      </w:r>
-    </w:p>
-    <w:p>
-      <w:pPr>
-        <w:jc w:val="both"/>
-        <w:rPr>
-          <w:rFonts w:cs="Carlito"/>
-          <w:sz w:val="32"/>
-          <w:szCs w:val="32"/>
-        </w:rPr>
-      </w:pPr>
-    </w:p>
-    <w:p>
-      <w:pPr>
-        <w:jc w:val="both"/>
-        <w:rPr>
-          <w:rFonts w:cs="Carlito"/>
-          <w:sz w:val="32"/>
-          <w:szCs w:val="32"/>
-        </w:rPr>
-      </w:pPr>
-      <w:r>
-        <w:rPr>
-          <w:rFonts w:cs="Carlito"/>
-          <w:sz w:val="32"/>
-          <w:szCs w:val="32"/>
-        </w:rPr>
-        <w:t>Removing Devices using CLI:</w:t>
-      </w:r>
-    </w:p>
-    <w:p>
-      <w:pPr>
-        <w:jc w:val="both"/>
-        <w:rPr>
-          <w:rFonts w:cs="Carlito"/>
-          <w:sz w:val="32"/>
-          <w:szCs w:val="32"/>
-        </w:rPr>
-      </w:pPr>
-      <w:r>
-        <w:rPr>
-          <w:rFonts w:cs="Carlito"/>
-          <w:sz w:val="32"/>
-          <w:szCs w:val="32"/>
-        </w:rPr>
-        <w:t># List our current emulators to get the exact device name using flutter emulators or:</w:t>
-      </w:r>
-    </w:p>
-    <w:p>
-      <w:pPr>
-        <w:jc w:val="both"/>
-        <w:rPr>
-          <w:rFonts w:eastAsia="Times New Roman" w:cs="Carlito"/>
-          <w:b/>
-          <w:bCs/>
-          <w:kern w:val="0"/>
-          <w:sz w:val="32"/>
-          <w:szCs w:val="32"/>
-          <w14:ligatures w14:val="none"/>
-        </w:rPr>
-      </w:pPr>
-      <w:proofErr w:type="spellStart"/>
-      <w:r>
-        <w:rPr>
-          <w:rFonts w:cs="Carlito"/>
-          <w:b/>
-          <w:bCs/>
-          <w:color w:val="60CAF3" w:themeColor="accent4" w:themeTint="99"/>
-          <w:sz w:val="32"/>
-          <w:szCs w:val="32"/>
-        </w:rPr>
-        <w:t>avdmanager</w:t>
-      </w:r>
-      <w:proofErr w:type="spellEnd"/>
-      <w:r>
-        <w:rPr>
-          <w:rFonts w:cs="Carlito"/>
-          <w:b/>
-          <w:bCs/>
-          <w:color w:val="60CAF3" w:themeColor="accent4" w:themeTint="99"/>
-          <w:sz w:val="32"/>
-          <w:szCs w:val="32"/>
-        </w:rPr>
-        <w:t xml:space="preserve"> list </w:t>
-      </w:r>
-      <w:proofErr w:type="spellStart"/>
-      <w:r>
-        <w:rPr>
-          <w:rFonts w:cs="Carlito"/>
-          <w:b/>
-          <w:bCs/>
-          <w:color w:val="60CAF3" w:themeColor="accent4" w:themeTint="99"/>
-          <w:sz w:val="32"/>
-          <w:szCs w:val="32"/>
-        </w:rPr>
-        <w:t>avd</w:t>
-      </w:r>
-      <w:proofErr w:type="spellEnd"/>
+        <w:t>avdmanager list avd</w:t>
+      </w:r>
     </w:p>
     <w:p>
       <w:pPr>
@@ -6737,27 +5686,15 @@
         </w:rPr>
         <w:t xml:space="preserve">Delete the device using </w:t>
       </w:r>
-      <w:proofErr w:type="spellStart"/>
-      <w:r>
-        <w:rPr>
-          <w:rFonts w:cs="Carlito"/>
-          <w:b/>
-          <w:bCs/>
-          <w:sz w:val="32"/>
-          <w:szCs w:val="32"/>
-        </w:rPr>
-        <w:t>avdmanager</w:t>
-      </w:r>
-      <w:proofErr w:type="spellEnd"/>
-      <w:r>
-        <w:rPr>
-          <w:rFonts w:cs="Carlito"/>
-          <w:b/>
-          <w:bCs/>
-          <w:sz w:val="32"/>
-          <w:szCs w:val="32"/>
-        </w:rPr>
-        <w:t xml:space="preserve"> </w:t>
+      <w:r>
+        <w:rPr>
+          <w:rFonts w:cs="Carlito"/>
+          <w:b/>
+          <w:bCs/>
+          <w:sz w:val="32"/>
+          <w:szCs w:val="32"/>
+        </w:rPr>
+        <w:t xml:space="preserve">avdmanager </w:t>
       </w:r>
       <w:r>
         <w:rPr>
@@ -6780,7 +5717,6 @@
           <w:szCs w:val="32"/>
         </w:rPr>
       </w:pPr>
-      <w:proofErr w:type="spellStart"/>
       <w:r>
         <w:rPr>
           <w:rFonts w:cs="Carlito"/>
@@ -6790,10 +5726,30 @@
           <w:sz w:val="32"/>
           <w:szCs w:val="32"/>
         </w:rPr>
-        <w:t>avdmanager</w:t>
-      </w:r>
-      <w:proofErr w:type="spellEnd"/>
-      <w:r>
+        <w:t>avdmanager delete avd -n Pixel_8_Api34</w:t>
+      </w:r>
+    </w:p>
+    <w:p>
+      <w:pPr>
+        <w:jc w:val="both"/>
+        <w:rPr>
+          <w:rFonts w:cs="Carlito"/>
+          <w:sz w:val="32"/>
+          <w:szCs w:val="32"/>
+        </w:rPr>
+      </w:pPr>
+      <w:r>
+        <w:rPr>
+          <w:rFonts w:cs="Carlito"/>
+          <w:sz w:val="32"/>
+          <w:szCs w:val="32"/>
+        </w:rPr>
+        <w:t># Delete System Image, list all installed SDK packages to find the exact image string:</w:t>
+      </w:r>
+    </w:p>
+    <w:p>
+      <w:pPr>
+        <w:jc w:val="both"/>
         <w:rPr>
           <w:rFonts w:cs="Carlito"/>
           <w:b/>
@@ -6802,9 +5758,7 @@
           <w:sz w:val="32"/>
           <w:szCs w:val="32"/>
         </w:rPr>
-        <w:t xml:space="preserve"> delete </w:t>
-      </w:r>
-      <w:proofErr w:type="spellStart"/>
+      </w:pPr>
       <w:r>
         <w:rPr>
           <w:rFonts w:cs="Carlito"/>
@@ -6814,10 +5768,48 @@
           <w:sz w:val="32"/>
           <w:szCs w:val="32"/>
         </w:rPr>
-        <w:t>avd</w:t>
-      </w:r>
-      <w:proofErr w:type="spellEnd"/>
-      <w:r>
+        <w:t>sdkmanager --list</w:t>
+      </w:r>
+    </w:p>
+    <w:p>
+      <w:pPr>
+        <w:jc w:val="both"/>
+        <w:rPr>
+          <w:rFonts w:cs="Carlito"/>
+          <w:sz w:val="32"/>
+          <w:szCs w:val="32"/>
+        </w:rPr>
+      </w:pPr>
+      <w:r>
+        <w:rPr>
+          <w:rFonts w:cs="Carlito"/>
+          <w:sz w:val="32"/>
+          <w:szCs w:val="32"/>
+        </w:rPr>
+        <w:t># Uninstall the system image using the</w:t>
+      </w:r>
+      <w:r>
+        <w:rPr>
+          <w:rFonts w:cs="Carlito"/>
+          <w:b/>
+          <w:bCs/>
+          <w:sz w:val="32"/>
+          <w:szCs w:val="32"/>
+        </w:rPr>
+        <w:t xml:space="preserve"> --uninstall</w:t>
+      </w:r>
+      <w:r>
+        <w:rPr>
+          <w:rFonts w:cs="Carlito"/>
+          <w:sz w:val="32"/>
+          <w:szCs w:val="32"/>
+        </w:rPr>
+        <w:t xml:space="preserve"> flag:</w:t>
+      </w:r>
+    </w:p>
+    <w:p>
+      <w:pPr>
+        <w:jc w:val="both"/>
         <w:rPr>
           <w:rFonts w:cs="Carlito"/>
           <w:b/>
@@ -6826,30 +5818,8 @@
           <w:sz w:val="32"/>
           <w:szCs w:val="32"/>
         </w:rPr>
-        <w:t xml:space="preserve"> -n Pixel_8_Api34</w:t>
-      </w:r>
-    </w:p>
-    <w:p>
-      <w:pPr>
-        <w:jc w:val="both"/>
-        <w:rPr>
-          <w:rFonts w:cs="Carlito"/>
-          <w:sz w:val="32"/>
-          <w:szCs w:val="32"/>
-        </w:rPr>
-      </w:pPr>
-      <w:r>
-        <w:rPr>
-          <w:rFonts w:cs="Carlito"/>
-          <w:sz w:val="32"/>
-          <w:szCs w:val="32"/>
-        </w:rPr>
-        <w:t># Delete System Image, list all installed SDK packages to find the exact image string:</w:t>
-      </w:r>
-    </w:p>
-    <w:p>
-      <w:pPr>
-        <w:jc w:val="both"/>
+      </w:pPr>
+      <w:r>
         <w:rPr>
           <w:rFonts w:cs="Carlito"/>
           <w:b/>
@@ -6858,127 +5828,7 @@
           <w:sz w:val="32"/>
           <w:szCs w:val="32"/>
         </w:rPr>
-      </w:pPr>
-      <w:proofErr w:type="spellStart"/>
-      <w:r>
-        <w:rPr>
-          <w:rFonts w:cs="Carlito"/>
-          <w:b/>
-          <w:bCs/>
-          <w:color w:val="60CAF3" w:themeColor="accent4" w:themeTint="99"/>
-          <w:sz w:val="32"/>
-          <w:szCs w:val="32"/>
-        </w:rPr>
-        <w:t>sdkmanager</w:t>
-      </w:r>
-      <w:proofErr w:type="spellEnd"/>
-      <w:r>
-        <w:rPr>
-          <w:rFonts w:cs="Carlito"/>
-          <w:b/>
-          <w:bCs/>
-          <w:color w:val="60CAF3" w:themeColor="accent4" w:themeTint="99"/>
-          <w:sz w:val="32"/>
-          <w:szCs w:val="32"/>
-        </w:rPr>
-        <w:t xml:space="preserve"> --list</w:t>
-      </w:r>
-    </w:p>
-    <w:p>
-      <w:pPr>
-        <w:jc w:val="both"/>
-        <w:rPr>
-          <w:rFonts w:cs="Carlito"/>
-          <w:sz w:val="32"/>
-          <w:szCs w:val="32"/>
-        </w:rPr>
-      </w:pPr>
-      <w:r>
-        <w:rPr>
-          <w:rFonts w:cs="Carlito"/>
-          <w:sz w:val="32"/>
-          <w:szCs w:val="32"/>
-        </w:rPr>
-        <w:t># Uninstall the system image using the</w:t>
-      </w:r>
-      <w:r>
-        <w:rPr>
-          <w:rFonts w:cs="Carlito"/>
-          <w:b/>
-          <w:bCs/>
-          <w:sz w:val="32"/>
-          <w:szCs w:val="32"/>
-        </w:rPr>
-        <w:t xml:space="preserve"> --uninstall</w:t>
-      </w:r>
-      <w:r>
-        <w:rPr>
-          <w:rFonts w:cs="Carlito"/>
-          <w:sz w:val="32"/>
-          <w:szCs w:val="32"/>
-        </w:rPr>
-        <w:t xml:space="preserve"> flag:</w:t>
-      </w:r>
-    </w:p>
-    <w:p>
-      <w:pPr>
-        <w:jc w:val="both"/>
-        <w:rPr>
-          <w:rFonts w:cs="Carlito"/>
-          <w:b/>
-          <w:bCs/>
-          <w:color w:val="60CAF3" w:themeColor="accent4" w:themeTint="99"/>
-          <w:sz w:val="32"/>
-          <w:szCs w:val="32"/>
-        </w:rPr>
-      </w:pPr>
-      <w:proofErr w:type="spellStart"/>
-      <w:r>
-        <w:rPr>
-          <w:rFonts w:cs="Carlito"/>
-          <w:b/>
-          <w:bCs/>
-          <w:color w:val="60CAF3" w:themeColor="accent4" w:themeTint="99"/>
-          <w:sz w:val="32"/>
-          <w:szCs w:val="32"/>
-        </w:rPr>
-        <w:t>sdkmanager</w:t>
-      </w:r>
-      <w:proofErr w:type="spellEnd"/>
-      <w:r>
-        <w:rPr>
-          <w:rFonts w:cs="Carlito"/>
-          <w:b/>
-          <w:bCs/>
-          <w:color w:val="60CAF3" w:themeColor="accent4" w:themeTint="99"/>
-          <w:sz w:val="32"/>
-          <w:szCs w:val="32"/>
-        </w:rPr>
-        <w:t xml:space="preserve"> --uninstall "system-</w:t>
-      </w:r>
-      <w:proofErr w:type="gramStart"/>
-      <w:r>
-        <w:rPr>
-          <w:rFonts w:cs="Carlito"/>
-          <w:b/>
-          <w:bCs/>
-          <w:color w:val="60CAF3" w:themeColor="accent4" w:themeTint="99"/>
-          <w:sz w:val="32"/>
-          <w:szCs w:val="32"/>
-        </w:rPr>
-        <w:t>images;android</w:t>
-      </w:r>
-      <w:proofErr w:type="gramEnd"/>
-      <w:r>
-        <w:rPr>
-          <w:rFonts w:cs="Carlito"/>
-          <w:b/>
-          <w:bCs/>
-          <w:color w:val="60CAF3" w:themeColor="accent4" w:themeTint="99"/>
-          <w:sz w:val="32"/>
-          <w:szCs w:val="32"/>
-        </w:rPr>
-        <w:t>-34;google_apis;x86_64"</w:t>
+        <w:t>sdkmanager --uninstall "system-images;android-34;google_apis;x86_64"</w:t>
       </w:r>
     </w:p>
     <w:p>
@@ -7163,22 +6013,8 @@
           <w:sz w:val="32"/>
           <w:szCs w:val="32"/>
         </w:rPr>
-        <w:t xml:space="preserve"> </w:t>
-      </w:r>
-      <w:proofErr w:type="spellStart"/>
-      <w:proofErr w:type="gramStart"/>
-      <w:r>
-        <w:rPr>
-          <w:rFonts w:cs="Carlito"/>
-          <w:b/>
-          <w:bCs/>
-          <w:sz w:val="32"/>
-          <w:szCs w:val="32"/>
-        </w:rPr>
-        <w:t>product.json</w:t>
-      </w:r>
-      <w:proofErr w:type="spellEnd"/>
-      <w:proofErr w:type="gramEnd"/>
+        <w:t xml:space="preserve"> product.json</w:t>
+      </w:r>
       <w:r>
         <w:rPr>
           <w:rFonts w:cs="Carlito"/>
@@ -7210,7 +6046,6 @@
         </w:rPr>
         <w:t xml:space="preserve">Search for </w:t>
       </w:r>
-      <w:proofErr w:type="spellStart"/>
       <w:r>
         <w:rPr>
           <w:rFonts w:cs="Carlito"/>
@@ -7221,7 +6056,6 @@
         </w:rPr>
         <w:t>extensionsGallery</w:t>
       </w:r>
-      <w:proofErr w:type="spellEnd"/>
       <w:r>
         <w:rPr>
           <w:rFonts w:cs="Carlito"/>
@@ -7252,10 +6086,12 @@
           <w:sz w:val="32"/>
           <w:szCs w:val="32"/>
         </w:rPr>
-        <w:t>"</w:t>
-      </w:r>
-      <w:proofErr w:type="spellStart"/>
-      <w:r>
+        <w:t>"extensionsGallery": {</w:t>
+      </w:r>
+    </w:p>
+    <w:p>
+      <w:pPr>
+        <w:jc w:val="both"/>
         <w:rPr>
           <w:rFonts w:cs="Carlito"/>
           <w:b/>
@@ -7264,9 +6100,7 @@
           <w:sz w:val="32"/>
           <w:szCs w:val="32"/>
         </w:rPr>
-        <w:t>extensionsGallery</w:t>
-      </w:r>
-      <w:proofErr w:type="spellEnd"/>
+      </w:pPr>
       <w:r>
         <w:rPr>
           <w:rFonts w:cs="Carlito"/>
@@ -7276,7 +6110,7 @@
           <w:sz w:val="32"/>
           <w:szCs w:val="32"/>
         </w:rPr>
-        <w:t>": {</w:t>
+        <w:t xml:space="preserve">  "serviceUrl": "https://marketplace.visualstudio.com/_apis/public/gallery",</w:t>
       </w:r>
     </w:p>
     <w:p>
@@ -7300,10 +6134,12 @@
           <w:sz w:val="32"/>
           <w:szCs w:val="32"/>
         </w:rPr>
-        <w:t xml:space="preserve">  "</w:t>
-      </w:r>
-      <w:proofErr w:type="spellStart"/>
-      <w:r>
+        <w:t xml:space="preserve">  "itemUrl": "https://marketplace.visualstudio.com/items"</w:t>
+      </w:r>
+    </w:p>
+    <w:p>
+      <w:pPr>
+        <w:jc w:val="both"/>
         <w:rPr>
           <w:rFonts w:cs="Carlito"/>
           <w:b/>
@@ -7312,9 +6148,7 @@
           <w:sz w:val="32"/>
           <w:szCs w:val="32"/>
         </w:rPr>
-        <w:t>serviceUrl</w:t>
-      </w:r>
-      <w:proofErr w:type="spellEnd"/>
+      </w:pPr>
       <w:r>
         <w:rPr>
           <w:rFonts w:cs="Carlito"/>
@@ -7324,102 +6158,6 @@
           <w:sz w:val="32"/>
           <w:szCs w:val="32"/>
         </w:rPr>
-        <w:t>": "https://marketplace.visualstudio.com/_</w:t>
-      </w:r>
-      <w:proofErr w:type="spellStart"/>
-      <w:r>
-        <w:rPr>
-          <w:rFonts w:cs="Carlito"/>
-          <w:b/>
-          <w:bCs/>
-          <w:color w:val="D86DCB" w:themeColor="accent5" w:themeTint="99"/>
-          <w:sz w:val="32"/>
-          <w:szCs w:val="32"/>
-        </w:rPr>
-        <w:t>apis</w:t>
-      </w:r>
-      <w:proofErr w:type="spellEnd"/>
-      <w:r>
-        <w:rPr>
-          <w:rFonts w:cs="Carlito"/>
-          <w:b/>
-          <w:bCs/>
-          <w:color w:val="D86DCB" w:themeColor="accent5" w:themeTint="99"/>
-          <w:sz w:val="32"/>
-          <w:szCs w:val="32"/>
-        </w:rPr>
-        <w:t>/public/gallery",</w:t>
-      </w:r>
-    </w:p>
-    <w:p>
-      <w:pPr>
-        <w:jc w:val="both"/>
-        <w:rPr>
-          <w:rFonts w:cs="Carlito"/>
-          <w:b/>
-          <w:bCs/>
-          <w:color w:val="D86DCB" w:themeColor="accent5" w:themeTint="99"/>
-          <w:sz w:val="32"/>
-          <w:szCs w:val="32"/>
-        </w:rPr>
-      </w:pPr>
-      <w:r>
-        <w:rPr>
-          <w:rFonts w:cs="Carlito"/>
-          <w:b/>
-          <w:bCs/>
-          <w:color w:val="D86DCB" w:themeColor="accent5" w:themeTint="99"/>
-          <w:sz w:val="32"/>
-          <w:szCs w:val="32"/>
-        </w:rPr>
-        <w:t xml:space="preserve">  "</w:t>
-      </w:r>
-      <w:proofErr w:type="spellStart"/>
-      <w:r>
-        <w:rPr>
-          <w:rFonts w:cs="Carlito"/>
-          <w:b/>
-          <w:bCs/>
-          <w:color w:val="D86DCB" w:themeColor="accent5" w:themeTint="99"/>
-          <w:sz w:val="32"/>
-          <w:szCs w:val="32"/>
-        </w:rPr>
-        <w:t>itemUrl</w:t>
-      </w:r>
-      <w:proofErr w:type="spellEnd"/>
-      <w:r>
-        <w:rPr>
-          <w:rFonts w:cs="Carlito"/>
-          <w:b/>
-          <w:bCs/>
-          <w:color w:val="D86DCB" w:themeColor="accent5" w:themeTint="99"/>
-          <w:sz w:val="32"/>
-          <w:szCs w:val="32"/>
-        </w:rPr>
-        <w:t>": "https://marketplace.visualstudio.com/items"</w:t>
-      </w:r>
-    </w:p>
-    <w:p>
-      <w:pPr>
-        <w:jc w:val="both"/>
-        <w:rPr>
-          <w:rFonts w:cs="Carlito"/>
-          <w:b/>
-          <w:bCs/>
-          <w:color w:val="D86DCB" w:themeColor="accent5" w:themeTint="99"/>
-          <w:sz w:val="32"/>
-          <w:szCs w:val="32"/>
-        </w:rPr>
-      </w:pPr>
-      <w:r>
-        <w:rPr>
-          <w:rFonts w:cs="Carlito"/>
-          <w:b/>
-          <w:bCs/>
-          <w:color w:val="D86DCB" w:themeColor="accent5" w:themeTint="99"/>
-          <w:sz w:val="32"/>
-          <w:szCs w:val="32"/>
-        </w:rPr>
         <w:t>}</w:t>
       </w:r>
     </w:p>
@@ -7517,6 +6255,14 @@
           <w:szCs w:val="32"/>
         </w:rPr>
         <w:t># For Libre Office to look similar to MS Word Dark mode go to tools &gt; options &gt; appearance and select Dark in Libre Office Themes</w:t>
+      </w:r>
+      <w:r>
+        <w:rPr>
+          <w:rFonts w:cs="Carlito"/>
+          <w:sz w:val="32"/>
+          <w:szCs w:val="32"/>
+        </w:rPr>
+        <w:t>. Use Light Gray Mode</w:t>
       </w:r>
     </w:p>
     <w:p>
@@ -7652,6 +6398,14 @@
           <w:szCs w:val="32"/>
         </w:rPr>
         <w:t>6</w:t>
+      </w:r>
+      <w:r>
+        <w:rPr>
+          <w:rFonts w:cs="Carlito"/>
+          <w:sz w:val="32"/>
+          <w:szCs w:val="32"/>
+        </w:rPr>
+        <w:t>, mental model 14</w:t>
       </w:r>
       <w:r>
         <w:rPr>

--- a/flutter_documents/f8_packages_tools_and_CLI/f7_vscode_for_flutter.docx
+++ b/flutter_documents/f8_packages_tools_and_CLI/f7_vscode_for_flutter.docx
@@ -44,71 +44,7 @@
           <w:sz w:val="32"/>
           <w:szCs w:val="32"/>
         </w:rPr>
-        <w:t>VS code Setup…………………………</w:t>
-      </w:r>
-      <w:r>
-        <w:rPr>
-          <w:rFonts w:cs="Carlito"/>
-          <w:sz w:val="32"/>
-          <w:szCs w:val="32"/>
-        </w:rPr>
-        <w:t>………….</w:t>
-      </w:r>
-      <w:r>
-        <w:rPr>
-          <w:rFonts w:cs="Carlito"/>
-          <w:sz w:val="32"/>
-          <w:szCs w:val="32"/>
-        </w:rPr>
-        <w:t>……………</w:t>
-      </w:r>
-      <w:r>
-        <w:rPr>
-          <w:rFonts w:cs="Carlito"/>
-          <w:sz w:val="32"/>
-          <w:szCs w:val="32"/>
-        </w:rPr>
-        <w:t>…</w:t>
-      </w:r>
-      <w:r>
-        <w:rPr>
-          <w:rFonts w:cs="Carlito"/>
-          <w:sz w:val="32"/>
-          <w:szCs w:val="32"/>
-        </w:rPr>
-        <w:t>…..</w:t>
-      </w:r>
-      <w:r>
-        <w:rPr>
-          <w:rFonts w:cs="Carlito"/>
-          <w:sz w:val="32"/>
-          <w:szCs w:val="32"/>
-        </w:rPr>
-        <w:t>.</w:t>
-      </w:r>
-      <w:r>
-        <w:rPr>
-          <w:rFonts w:cs="Carlito"/>
-          <w:sz w:val="32"/>
-          <w:szCs w:val="32"/>
-        </w:rPr>
-        <w:t>…</w:t>
-      </w:r>
-      <w:r>
-        <w:rPr>
-          <w:rFonts w:cs="Carlito"/>
-          <w:sz w:val="32"/>
-          <w:szCs w:val="32"/>
-        </w:rPr>
-        <w:t>….</w:t>
-      </w:r>
-      <w:r>
-        <w:rPr>
-          <w:rFonts w:cs="Carlito"/>
-          <w:sz w:val="32"/>
-          <w:szCs w:val="32"/>
-        </w:rPr>
-        <w:t>2</w:t>
+        <w:t>VS code Setup</w:t>
       </w:r>
     </w:p>
     <w:p>
@@ -149,31 +85,7 @@
           <w:sz w:val="32"/>
           <w:szCs w:val="32"/>
         </w:rPr>
-        <w:t>Project……………………………</w:t>
-      </w:r>
-      <w:r>
-        <w:rPr>
-          <w:rFonts w:cs="Carlito"/>
-          <w:sz w:val="32"/>
-          <w:szCs w:val="32"/>
-        </w:rPr>
-        <w:t>…</w:t>
-      </w:r>
-      <w:r>
-        <w:rPr>
-          <w:rFonts w:cs="Carlito"/>
-          <w:sz w:val="32"/>
-          <w:szCs w:val="32"/>
-        </w:rPr>
-        <w:t>…….…………..</w:t>
-      </w:r>
-      <w:r>
-        <w:rPr>
-          <w:rFonts w:cs="Carlito"/>
-          <w:sz w:val="32"/>
-          <w:szCs w:val="32"/>
-        </w:rPr>
-        <w:t>3</w:t>
+        <w:t>Project</w:t>
       </w:r>
     </w:p>
     <w:p>
@@ -206,55 +118,7 @@
           <w:sz w:val="32"/>
           <w:szCs w:val="32"/>
         </w:rPr>
-        <w:t xml:space="preserve"> CLI in VS code…………………</w:t>
-      </w:r>
-      <w:r>
-        <w:rPr>
-          <w:rFonts w:cs="Carlito"/>
-          <w:sz w:val="32"/>
-          <w:szCs w:val="32"/>
-        </w:rPr>
-        <w:t>..</w:t>
-      </w:r>
-      <w:r>
-        <w:rPr>
-          <w:rFonts w:cs="Carlito"/>
-          <w:sz w:val="32"/>
-          <w:szCs w:val="32"/>
-        </w:rPr>
-        <w:t>…</w:t>
-      </w:r>
-      <w:r>
-        <w:rPr>
-          <w:rFonts w:cs="Carlito"/>
-          <w:sz w:val="32"/>
-          <w:szCs w:val="32"/>
-        </w:rPr>
-        <w:t>………</w:t>
-      </w:r>
-      <w:r>
-        <w:rPr>
-          <w:rFonts w:cs="Carlito"/>
-          <w:sz w:val="32"/>
-          <w:szCs w:val="32"/>
-        </w:rPr>
-        <w:t>………….…………</w:t>
-      </w:r>
-      <w:r>
-        <w:rPr>
-          <w:rFonts w:cs="Carlito"/>
-          <w:sz w:val="32"/>
-          <w:szCs w:val="32"/>
-        </w:rPr>
-        <w:t>..</w:t>
-      </w:r>
-      <w:r>
-        <w:rPr>
-          <w:rFonts w:cs="Carlito"/>
-          <w:sz w:val="32"/>
-          <w:szCs w:val="32"/>
-        </w:rPr>
-        <w:t>.3</w:t>
+        <w:t xml:space="preserve"> CLI in VS code</w:t>
       </w:r>
     </w:p>
     <w:p>
@@ -277,47 +141,7 @@
           <w:sz w:val="32"/>
           <w:szCs w:val="32"/>
         </w:rPr>
-        <w:t>Project Level Settings in VS Code…………</w:t>
-      </w:r>
-      <w:r>
-        <w:rPr>
-          <w:rFonts w:cs="Carlito"/>
-          <w:sz w:val="32"/>
-          <w:szCs w:val="32"/>
-        </w:rPr>
-        <w:t>.</w:t>
-      </w:r>
-      <w:r>
-        <w:rPr>
-          <w:rFonts w:cs="Carlito"/>
-          <w:sz w:val="32"/>
-          <w:szCs w:val="32"/>
-        </w:rPr>
-        <w:t>……………………..…</w:t>
-      </w:r>
-      <w:r>
-        <w:rPr>
-          <w:rFonts w:cs="Carlito"/>
-          <w:sz w:val="32"/>
-          <w:szCs w:val="32"/>
-        </w:rPr>
-        <w:t>.</w:t>
-      </w:r>
-      <w:r>
-        <w:rPr>
-          <w:rFonts w:cs="Carlito"/>
-          <w:sz w:val="32"/>
-          <w:szCs w:val="32"/>
-        </w:rPr>
-        <w:t>…</w:t>
-      </w:r>
-      <w:r>
-        <w:rPr>
-          <w:rFonts w:cs="Carlito"/>
-          <w:sz w:val="32"/>
-          <w:szCs w:val="32"/>
-        </w:rPr>
-        <w:t>4</w:t>
+        <w:t>Project Level Settings in VS Code</w:t>
       </w:r>
     </w:p>
     <w:p>
@@ -356,39 +180,7 @@
           <w:sz w:val="32"/>
           <w:szCs w:val="32"/>
         </w:rPr>
-        <w:t>efine)…</w:t>
-      </w:r>
-      <w:r>
-        <w:rPr>
-          <w:rFonts w:cs="Carlito"/>
-          <w:sz w:val="32"/>
-          <w:szCs w:val="32"/>
-        </w:rPr>
-        <w:t>..</w:t>
-      </w:r>
-      <w:r>
-        <w:rPr>
-          <w:rFonts w:cs="Carlito"/>
-          <w:sz w:val="32"/>
-          <w:szCs w:val="32"/>
-        </w:rPr>
-        <w:t>.</w:t>
-      </w:r>
-      <w:r>
-        <w:rPr>
-          <w:rFonts w:cs="Carlito"/>
-          <w:sz w:val="32"/>
-          <w:szCs w:val="32"/>
-        </w:rPr>
-        <w:t>.</w:t>
-      </w:r>
-      <w:r>
-        <w:rPr>
-          <w:rFonts w:cs="Carlito"/>
-          <w:sz w:val="32"/>
-          <w:szCs w:val="32"/>
-        </w:rPr>
-        <w:t>6</w:t>
+        <w:t>efine)</w:t>
       </w:r>
     </w:p>
     <w:p>
@@ -411,47 +203,7 @@
           <w:sz w:val="32"/>
           <w:szCs w:val="32"/>
         </w:rPr>
-        <w:t>Automatically Saving Files in VS Code…………………</w:t>
-      </w:r>
-      <w:r>
-        <w:rPr>
-          <w:rFonts w:cs="Carlito"/>
-          <w:sz w:val="32"/>
-          <w:szCs w:val="32"/>
-        </w:rPr>
-        <w:t>…..</w:t>
-      </w:r>
-      <w:r>
-        <w:rPr>
-          <w:rFonts w:cs="Carlito"/>
-          <w:sz w:val="32"/>
-          <w:szCs w:val="32"/>
-        </w:rPr>
-        <w:t>…</w:t>
-      </w:r>
-      <w:r>
-        <w:rPr>
-          <w:rFonts w:cs="Carlito"/>
-          <w:sz w:val="32"/>
-          <w:szCs w:val="32"/>
-        </w:rPr>
-        <w:t>………</w:t>
-      </w:r>
-      <w:r>
-        <w:rPr>
-          <w:rFonts w:cs="Carlito"/>
-          <w:sz w:val="32"/>
-          <w:szCs w:val="32"/>
-        </w:rPr>
-        <w:t>.</w:t>
-      </w:r>
-      <w:r>
-        <w:rPr>
-          <w:rFonts w:cs="Carlito"/>
-          <w:sz w:val="32"/>
-          <w:szCs w:val="32"/>
-        </w:rPr>
-        <w:t>8</w:t>
+        <w:t>Automatically Saving Files in VS Code</w:t>
       </w:r>
     </w:p>
     <w:p>
@@ -474,39 +226,7 @@
           <w:sz w:val="32"/>
           <w:szCs w:val="32"/>
         </w:rPr>
-        <w:t>Physical Device Mirroring in VS Code………………………</w:t>
-      </w:r>
-      <w:r>
-        <w:rPr>
-          <w:rFonts w:cs="Carlito"/>
-          <w:sz w:val="32"/>
-          <w:szCs w:val="32"/>
-        </w:rPr>
-        <w:t>…..</w:t>
-      </w:r>
-      <w:r>
-        <w:rPr>
-          <w:rFonts w:cs="Carlito"/>
-          <w:sz w:val="32"/>
-          <w:szCs w:val="32"/>
-        </w:rPr>
-        <w:t>……</w:t>
-      </w:r>
-      <w:r>
-        <w:rPr>
-          <w:rFonts w:cs="Carlito"/>
-          <w:sz w:val="32"/>
-          <w:szCs w:val="32"/>
-        </w:rPr>
-        <w:t>..</w:t>
-      </w:r>
-      <w:r>
-        <w:rPr>
-          <w:rFonts w:cs="Carlito"/>
-          <w:sz w:val="32"/>
-          <w:szCs w:val="32"/>
-        </w:rPr>
-        <w:t>8</w:t>
+        <w:t>Physical Device Mirroring in VS Code</w:t>
       </w:r>
     </w:p>
     <w:p>
@@ -529,47 +249,7 @@
           <w:sz w:val="32"/>
           <w:szCs w:val="32"/>
         </w:rPr>
-        <w:t>Manage Android Emulators by Android CLI………</w:t>
-      </w:r>
-      <w:r>
-        <w:rPr>
-          <w:rFonts w:cs="Carlito"/>
-          <w:sz w:val="32"/>
-          <w:szCs w:val="32"/>
-        </w:rPr>
-        <w:t>…………</w:t>
-      </w:r>
-      <w:r>
-        <w:rPr>
-          <w:rFonts w:cs="Carlito"/>
-          <w:sz w:val="32"/>
-          <w:szCs w:val="32"/>
-        </w:rPr>
-        <w:t>…..</w:t>
-      </w:r>
-      <w:r>
-        <w:rPr>
-          <w:rFonts w:cs="Carlito"/>
-          <w:sz w:val="32"/>
-          <w:szCs w:val="32"/>
-        </w:rPr>
-        <w:t>…</w:t>
-      </w:r>
-      <w:r>
-        <w:rPr>
-          <w:rFonts w:cs="Carlito"/>
-          <w:sz w:val="32"/>
-          <w:szCs w:val="32"/>
-        </w:rPr>
-        <w:t>..</w:t>
-      </w:r>
-      <w:r>
-        <w:rPr>
-          <w:rFonts w:cs="Carlito"/>
-          <w:sz w:val="32"/>
-          <w:szCs w:val="32"/>
-        </w:rPr>
-        <w:t>9</w:t>
+        <w:t>Manage Android Emulators by Android CLI</w:t>
       </w:r>
     </w:p>
     <w:p>
@@ -592,23 +272,7 @@
           <w:sz w:val="32"/>
           <w:szCs w:val="32"/>
         </w:rPr>
-        <w:t>Antigravity Extension Market Fix……………………………………</w:t>
-      </w:r>
-      <w:r>
-        <w:rPr>
-          <w:rFonts w:cs="Carlito"/>
-          <w:sz w:val="32"/>
-          <w:szCs w:val="32"/>
-        </w:rPr>
-        <w:t>…</w:t>
-      </w:r>
-      <w:r>
-        <w:rPr>
-          <w:rFonts w:cs="Carlito"/>
-          <w:sz w:val="32"/>
-          <w:szCs w:val="32"/>
-        </w:rPr>
-        <w:t>.11</w:t>
+        <w:t>Antigravity Extension Market Fix</w:t>
       </w:r>
     </w:p>
     <w:p>
@@ -631,74 +295,8 @@
           <w:sz w:val="32"/>
           <w:szCs w:val="32"/>
         </w:rPr>
-        <w:t>Libre Office Preference…………………………</w:t>
-      </w:r>
-      <w:r>
-        <w:rPr>
-          <w:rFonts w:cs="Carlito"/>
-          <w:sz w:val="32"/>
-          <w:szCs w:val="32"/>
-        </w:rPr>
-        <w:t>….</w:t>
-      </w:r>
-      <w:r>
-        <w:rPr>
-          <w:rFonts w:cs="Carlito"/>
-          <w:sz w:val="32"/>
-          <w:szCs w:val="32"/>
-        </w:rPr>
-        <w:t>………</w:t>
-      </w:r>
-      <w:r>
-        <w:rPr>
-          <w:rFonts w:cs="Carlito"/>
-          <w:sz w:val="32"/>
-          <w:szCs w:val="32"/>
-        </w:rPr>
-        <w:t>….</w:t>
-      </w:r>
-      <w:r>
-        <w:rPr>
-          <w:rFonts w:cs="Carlito"/>
-          <w:sz w:val="32"/>
-          <w:szCs w:val="32"/>
-        </w:rPr>
-        <w:t>.</w:t>
-      </w:r>
-      <w:r>
-        <w:rPr>
-          <w:rFonts w:cs="Carlito"/>
-          <w:sz w:val="32"/>
-          <w:szCs w:val="32"/>
-        </w:rPr>
-        <w:t>……</w:t>
-      </w:r>
-      <w:r>
-        <w:rPr>
-          <w:rFonts w:cs="Carlito"/>
-          <w:sz w:val="32"/>
-          <w:szCs w:val="32"/>
-        </w:rPr>
-        <w:t>.1</w:t>
-      </w:r>
-      <w:r>
-        <w:rPr>
-          <w:rFonts w:cs="Carlito"/>
-          <w:sz w:val="32"/>
-          <w:szCs w:val="32"/>
-        </w:rPr>
-        <w:t>1</w:t>
-      </w:r>
-    </w:p>
-    <w:p>
-      <w:pPr>
-        <w:jc w:val="both"/>
-        <w:rPr>
-          <w:rFonts w:cs="Carlito"/>
-          <w:sz w:val="32"/>
-          <w:szCs w:val="32"/>
-        </w:rPr>
-      </w:pPr>
+        <w:t>Libre Office Preference</w:t>
+      </w:r>
     </w:p>
     <w:p>
       <w:pPr>
@@ -6341,7 +5939,7 @@
           <w:sz w:val="32"/>
           <w:szCs w:val="32"/>
         </w:rPr>
-        <w:t>10</w:t>
+        <w:t>9</w:t>
       </w:r>
       <w:r>
         <w:rPr>
